--- a/MDPM 883/Milestone 2/PRISM Furniture Request - Requirements Documents (MDPM 883).docx
+++ b/MDPM 883/Milestone 2/PRISM Furniture Request - Requirements Documents (MDPM 883).docx
@@ -6193,7 +6193,7 @@
           <w:sz w:val="22"/>
           <w:szCs w:val="22"/>
         </w:rPr>
-        <w:t xml:space="preserve">The requester’s overall goal is to get the Furniture Request fulfilled. Everything below sits underneath that goal and is a decomposition, not a sequence: getting set up on the system is not the first step of every request, it is something a requester needs in order to be able to request at all. Where a subtask has alternatives, both are shown as siblings.</w:t>
+        <w:t xml:space="preserve">The requester’s overall goal is to get the Furniture Request fulfilled. Everything below sits underneath that goal and is a decomposition, not a sequence: getting set up on the system is not the first step of every request, it is something a requester needs in order to be able to request at all. Where a subtask has alternatives, both are shown as siblings. The labels are those used on the task model board, and the numbering below is used throughout this document, in section 9 and in the companion Task Descriptions, so that a task can be cited once and found everywhere. The goal decomposes into six subgoals and forty-nine tasks.</w:t>
       </w:r>
     </w:p>
     <w:p>
@@ -6217,7 +6217,7 @@
         <w:pStyle w:val="ListParagraph"/>
         <w:numPr>
           <w:ilvl w:val="0"/>
-          <w:numId w:val="2"/>
+          <w:numId w:val="3"/>
         </w:numPr>
         <w:spacing w:after="80" w:line="276"/>
       </w:pPr>
@@ -6227,7 +6227,7 @@
           <w:sz w:val="22"/>
           <w:szCs w:val="22"/>
         </w:rPr>
-        <w:t xml:space="preserve">Get set up on the system</w:t>
+        <w:t xml:space="preserve">Get setup on the system</w:t>
       </w:r>
     </w:p>
     <w:p>
@@ -6235,7 +6235,7 @@
         <w:pStyle w:val="ListParagraph"/>
         <w:numPr>
           <w:ilvl w:val="1"/>
-          <w:numId w:val="2"/>
+          <w:numId w:val="3"/>
         </w:numPr>
         <w:spacing w:after="80" w:line="276"/>
       </w:pPr>
@@ -6245,7 +6245,7 @@
           <w:sz w:val="22"/>
           <w:szCs w:val="22"/>
         </w:rPr>
-        <w:t xml:space="preserve">Be added to the system as a user</w:t>
+        <w:t xml:space="preserve">Identify PRISM request as the right portal</w:t>
       </w:r>
     </w:p>
     <w:p>
@@ -6253,7 +6253,7 @@
         <w:pStyle w:val="ListParagraph"/>
         <w:numPr>
           <w:ilvl w:val="1"/>
-          <w:numId w:val="2"/>
+          <w:numId w:val="3"/>
         </w:numPr>
         <w:spacing w:after="80" w:line="276"/>
       </w:pPr>
@@ -6263,7 +6263,7 @@
           <w:sz w:val="22"/>
           <w:szCs w:val="22"/>
         </w:rPr>
-        <w:t xml:space="preserve">Identify PRISM Request as the right portal</w:t>
+        <w:t xml:space="preserve">Obtain an account / log in</w:t>
       </w:r>
     </w:p>
     <w:p>
@@ -6271,7 +6271,7 @@
         <w:pStyle w:val="ListParagraph"/>
         <w:numPr>
           <w:ilvl w:val="1"/>
-          <w:numId w:val="2"/>
+          <w:numId w:val="3"/>
         </w:numPr>
         <w:spacing w:after="80" w:line="276"/>
       </w:pPr>
@@ -6281,7 +6281,43 @@
           <w:sz w:val="22"/>
           <w:szCs w:val="22"/>
         </w:rPr>
-        <w:t xml:space="preserve">Obtain an account and sign in</w:t>
+        <w:t xml:space="preserve">Understand form fields and terminology</w:t>
+      </w:r>
+    </w:p>
+    <w:p>
+      <w:pPr>
+        <w:pStyle w:val="ListParagraph"/>
+        <w:numPr>
+          <w:ilvl w:val="2"/>
+          <w:numId w:val="3"/>
+        </w:numPr>
+        <w:spacing w:after="80" w:line="276"/>
+      </w:pPr>
+      <w:r>
+        <w:rPr>
+          <w:rFonts w:ascii="Calibri" w:cs="Calibri" w:eastAsia="Calibri" w:hAnsi="Calibri"/>
+          <w:sz w:val="22"/>
+          <w:szCs w:val="22"/>
+        </w:rPr>
+        <w:t xml:space="preserve">Read hints</w:t>
+      </w:r>
+    </w:p>
+    <w:p>
+      <w:pPr>
+        <w:pStyle w:val="ListParagraph"/>
+        <w:numPr>
+          <w:ilvl w:val="0"/>
+          <w:numId w:val="3"/>
+        </w:numPr>
+        <w:spacing w:after="80" w:line="276"/>
+      </w:pPr>
+      <w:r>
+        <w:rPr>
+          <w:rFonts w:ascii="Calibri" w:cs="Calibri" w:eastAsia="Calibri" w:hAnsi="Calibri"/>
+          <w:sz w:val="22"/>
+          <w:szCs w:val="22"/>
+        </w:rPr>
+        <w:t xml:space="preserve">Understand the furniture need</w:t>
       </w:r>
     </w:p>
     <w:p>
@@ -6289,7 +6325,7 @@
         <w:pStyle w:val="ListParagraph"/>
         <w:numPr>
           <w:ilvl w:val="1"/>
-          <w:numId w:val="2"/>
+          <w:numId w:val="3"/>
         </w:numPr>
         <w:spacing w:after="80" w:line="276"/>
       </w:pPr>
@@ -6299,7 +6335,61 @@
           <w:sz w:val="22"/>
           <w:szCs w:val="22"/>
         </w:rPr>
-        <w:t xml:space="preserve">Understand the form fields and terminology</w:t>
+        <w:t xml:space="preserve">Recognise the furniture problem (broken / worn out / new)</w:t>
+      </w:r>
+    </w:p>
+    <w:p>
+      <w:pPr>
+        <w:pStyle w:val="ListParagraph"/>
+        <w:numPr>
+          <w:ilvl w:val="1"/>
+          <w:numId w:val="3"/>
+        </w:numPr>
+        <w:spacing w:after="80" w:line="276"/>
+      </w:pPr>
+      <w:r>
+        <w:rPr>
+          <w:rFonts w:ascii="Calibri" w:cs="Calibri" w:eastAsia="Calibri" w:hAnsi="Calibri"/>
+          <w:sz w:val="22"/>
+          <w:szCs w:val="22"/>
+        </w:rPr>
+        <w:t xml:space="preserve">Determine the request type</w:t>
+      </w:r>
+    </w:p>
+    <w:p>
+      <w:pPr>
+        <w:pStyle w:val="ListParagraph"/>
+        <w:numPr>
+          <w:ilvl w:val="1"/>
+          <w:numId w:val="3"/>
+        </w:numPr>
+        <w:spacing w:after="80" w:line="276"/>
+      </w:pPr>
+      <w:r>
+        <w:rPr>
+          <w:rFonts w:ascii="Calibri" w:cs="Calibri" w:eastAsia="Calibri" w:hAnsi="Calibri"/>
+          <w:sz w:val="22"/>
+          <w:szCs w:val="22"/>
+        </w:rPr>
+        <w:t xml:space="preserve">Determine if it belongs to a group or an individual</w:t>
+      </w:r>
+    </w:p>
+    <w:p>
+      <w:pPr>
+        <w:pStyle w:val="ListParagraph"/>
+        <w:numPr>
+          <w:ilvl w:val="1"/>
+          <w:numId w:val="3"/>
+        </w:numPr>
+        <w:spacing w:after="80" w:line="276"/>
+      </w:pPr>
+      <w:r>
+        <w:rPr>
+          <w:rFonts w:ascii="Calibri" w:cs="Calibri" w:eastAsia="Calibri" w:hAnsi="Calibri"/>
+          <w:sz w:val="22"/>
+          <w:szCs w:val="22"/>
+        </w:rPr>
+        <w:t xml:space="preserve">Decide recycled vs new</w:t>
       </w:r>
     </w:p>
     <w:p>
@@ -6307,7 +6397,7 @@
         <w:pStyle w:val="ListParagraph"/>
         <w:numPr>
           <w:ilvl w:val="2"/>
-          <w:numId w:val="2"/>
+          <w:numId w:val="3"/>
         </w:numPr>
         <w:spacing w:after="80" w:line="276"/>
       </w:pPr>
@@ -6317,7 +6407,43 @@
           <w:sz w:val="22"/>
           <w:szCs w:val="22"/>
         </w:rPr>
-        <w:t xml:space="preserve">Read the hints provided with the fields</w:t>
+        <w:t xml:space="preserve">Check recycle-program availability</w:t>
+      </w:r>
+    </w:p>
+    <w:p>
+      <w:pPr>
+        <w:pStyle w:val="ListParagraph"/>
+        <w:numPr>
+          <w:ilvl w:val="1"/>
+          <w:numId w:val="3"/>
+        </w:numPr>
+        <w:spacing w:after="80" w:line="276"/>
+      </w:pPr>
+      <w:r>
+        <w:rPr>
+          <w:rFonts w:ascii="Calibri" w:cs="Calibri" w:eastAsia="Calibri" w:hAnsi="Calibri"/>
+          <w:sz w:val="22"/>
+          <w:szCs w:val="22"/>
+        </w:rPr>
+        <w:t xml:space="preserve">Check whether a request already exists for the item / location</w:t>
+      </w:r>
+    </w:p>
+    <w:p>
+      <w:pPr>
+        <w:pStyle w:val="ListParagraph"/>
+        <w:numPr>
+          <w:ilvl w:val="1"/>
+          <w:numId w:val="3"/>
+        </w:numPr>
+        <w:spacing w:after="80" w:line="276"/>
+      </w:pPr>
+      <w:r>
+        <w:rPr>
+          <w:rFonts w:ascii="Calibri" w:cs="Calibri" w:eastAsia="Calibri" w:hAnsi="Calibri"/>
+          <w:sz w:val="22"/>
+          <w:szCs w:val="22"/>
+        </w:rPr>
+        <w:t xml:space="preserve">Check warranty / retrieve original specs</w:t>
       </w:r>
     </w:p>
     <w:p>
@@ -6325,7 +6451,7 @@
         <w:pStyle w:val="ListParagraph"/>
         <w:numPr>
           <w:ilvl w:val="0"/>
-          <w:numId w:val="2"/>
+          <w:numId w:val="3"/>
         </w:numPr>
         <w:spacing w:after="80" w:line="276"/>
       </w:pPr>
@@ -6335,7 +6461,7 @@
           <w:sz w:val="22"/>
           <w:szCs w:val="22"/>
         </w:rPr>
-        <w:t xml:space="preserve">Understand the user’s need</w:t>
+        <w:t xml:space="preserve">Locate where work needs to be done</w:t>
       </w:r>
     </w:p>
     <w:p>
@@ -6343,7 +6469,7 @@
         <w:pStyle w:val="ListParagraph"/>
         <w:numPr>
           <w:ilvl w:val="1"/>
-          <w:numId w:val="2"/>
+          <w:numId w:val="3"/>
         </w:numPr>
         <w:spacing w:after="80" w:line="276"/>
       </w:pPr>
@@ -6353,7 +6479,7 @@
           <w:sz w:val="22"/>
           <w:szCs w:val="22"/>
         </w:rPr>
-        <w:t xml:space="preserve">Determine whether the need belongs to a group or an individual</w:t>
+        <w:t xml:space="preserve">Identify the building</w:t>
       </w:r>
     </w:p>
     <w:p>
@@ -6361,7 +6487,7 @@
         <w:pStyle w:val="ListParagraph"/>
         <w:numPr>
           <w:ilvl w:val="1"/>
-          <w:numId w:val="2"/>
+          <w:numId w:val="3"/>
         </w:numPr>
         <w:spacing w:after="80" w:line="276"/>
       </w:pPr>
@@ -6371,7 +6497,7 @@
           <w:sz w:val="22"/>
           <w:szCs w:val="22"/>
         </w:rPr>
-        <w:t xml:space="preserve">Recognize the furniture problem (broken, worn out, or newly needed)</w:t>
+        <w:t xml:space="preserve">Confirm address</w:t>
       </w:r>
     </w:p>
     <w:p>
@@ -6379,7 +6505,7 @@
         <w:pStyle w:val="ListParagraph"/>
         <w:numPr>
           <w:ilvl w:val="1"/>
-          <w:numId w:val="2"/>
+          <w:numId w:val="3"/>
         </w:numPr>
         <w:spacing w:after="80" w:line="276"/>
       </w:pPr>
@@ -6389,7 +6515,7 @@
           <w:sz w:val="22"/>
           <w:szCs w:val="22"/>
         </w:rPr>
-        <w:t xml:space="preserve">Determine the request type</w:t>
+        <w:t xml:space="preserve">Identify the floor and area</w:t>
       </w:r>
     </w:p>
     <w:p>
@@ -6397,7 +6523,7 @@
         <w:pStyle w:val="ListParagraph"/>
         <w:numPr>
           <w:ilvl w:val="1"/>
-          <w:numId w:val="2"/>
+          <w:numId w:val="3"/>
         </w:numPr>
         <w:spacing w:after="80" w:line="276"/>
       </w:pPr>
@@ -6407,7 +6533,7 @@
           <w:sz w:val="22"/>
           <w:szCs w:val="22"/>
         </w:rPr>
-        <w:t xml:space="preserve">Decide between recycled and new furniture</w:t>
+        <w:t xml:space="preserve">Provide floor plan and mark the location</w:t>
       </w:r>
     </w:p>
     <w:p>
@@ -6415,7 +6541,7 @@
         <w:pStyle w:val="ListParagraph"/>
         <w:numPr>
           <w:ilvl w:val="2"/>
-          <w:numId w:val="2"/>
+          <w:numId w:val="3"/>
         </w:numPr>
         <w:spacing w:after="80" w:line="276"/>
       </w:pPr>
@@ -6425,7 +6551,43 @@
           <w:sz w:val="22"/>
           <w:szCs w:val="22"/>
         </w:rPr>
-        <w:t xml:space="preserve">Check recycle-program availability</w:t>
+        <w:t xml:space="preserve">Select stored floor plan</w:t>
+      </w:r>
+    </w:p>
+    <w:p>
+      <w:pPr>
+        <w:pStyle w:val="ListParagraph"/>
+        <w:numPr>
+          <w:ilvl w:val="2"/>
+          <w:numId w:val="3"/>
+        </w:numPr>
+        <w:spacing w:after="80" w:line="276"/>
+      </w:pPr>
+      <w:r>
+        <w:rPr>
+          <w:rFonts w:ascii="Calibri" w:cs="Calibri" w:eastAsia="Calibri" w:hAnsi="Calibri"/>
+          <w:sz w:val="22"/>
+          <w:szCs w:val="22"/>
+        </w:rPr>
+        <w:t xml:space="preserve">Provide a sketch when no plan exists</w:t>
+      </w:r>
+    </w:p>
+    <w:p>
+      <w:pPr>
+        <w:pStyle w:val="ListParagraph"/>
+        <w:numPr>
+          <w:ilvl w:val="0"/>
+          <w:numId w:val="3"/>
+        </w:numPr>
+        <w:spacing w:after="80" w:line="276"/>
+      </w:pPr>
+      <w:r>
+        <w:rPr>
+          <w:rFonts w:ascii="Calibri" w:cs="Calibri" w:eastAsia="Calibri" w:hAnsi="Calibri"/>
+          <w:sz w:val="22"/>
+          <w:szCs w:val="22"/>
+        </w:rPr>
+        <w:t xml:space="preserve">Prepare and submit the request</w:t>
       </w:r>
     </w:p>
     <w:p>
@@ -6433,7 +6595,7 @@
         <w:pStyle w:val="ListParagraph"/>
         <w:numPr>
           <w:ilvl w:val="1"/>
-          <w:numId w:val="2"/>
+          <w:numId w:val="3"/>
         </w:numPr>
         <w:spacing w:after="80" w:line="276"/>
       </w:pPr>
@@ -6443,7 +6605,7 @@
           <w:sz w:val="22"/>
           <w:szCs w:val="22"/>
         </w:rPr>
-        <w:t xml:space="preserve">Check whether a request already exists for the item or location</w:t>
+        <w:t xml:space="preserve">Complete the intake form</w:t>
       </w:r>
     </w:p>
     <w:p>
@@ -6451,7 +6613,7 @@
         <w:pStyle w:val="ListParagraph"/>
         <w:numPr>
           <w:ilvl w:val="1"/>
-          <w:numId w:val="2"/>
+          <w:numId w:val="3"/>
         </w:numPr>
         <w:spacing w:after="80" w:line="276"/>
       </w:pPr>
@@ -6461,7 +6623,151 @@
           <w:sz w:val="22"/>
           <w:szCs w:val="22"/>
         </w:rPr>
-        <w:t xml:space="preserve">Check the warranty and retrieve the original specifications</w:t>
+        <w:t xml:space="preserve">Attach supporting files</w:t>
+      </w:r>
+    </w:p>
+    <w:p>
+      <w:pPr>
+        <w:pStyle w:val="ListParagraph"/>
+        <w:numPr>
+          <w:ilvl w:val="2"/>
+          <w:numId w:val="3"/>
+        </w:numPr>
+        <w:spacing w:after="80" w:line="276"/>
+      </w:pPr>
+      <w:r>
+        <w:rPr>
+          <w:rFonts w:ascii="Calibri" w:cs="Calibri" w:eastAsia="Calibri" w:hAnsi="Calibri"/>
+          <w:sz w:val="22"/>
+          <w:szCs w:val="22"/>
+        </w:rPr>
+        <w:t xml:space="preserve">Upload multiple files at once</w:t>
+      </w:r>
+    </w:p>
+    <w:p>
+      <w:pPr>
+        <w:pStyle w:val="ListParagraph"/>
+        <w:numPr>
+          <w:ilvl w:val="2"/>
+          <w:numId w:val="3"/>
+        </w:numPr>
+        <w:spacing w:after="80" w:line="276"/>
+      </w:pPr>
+      <w:r>
+        <w:rPr>
+          <w:rFonts w:ascii="Calibri" w:cs="Calibri" w:eastAsia="Calibri" w:hAnsi="Calibri"/>
+          <w:sz w:val="22"/>
+          <w:szCs w:val="22"/>
+        </w:rPr>
+        <w:t xml:space="preserve">Add a photo from mobile at time of request</w:t>
+      </w:r>
+    </w:p>
+    <w:p>
+      <w:pPr>
+        <w:pStyle w:val="ListParagraph"/>
+        <w:numPr>
+          <w:ilvl w:val="2"/>
+          <w:numId w:val="3"/>
+        </w:numPr>
+        <w:spacing w:after="80" w:line="276"/>
+      </w:pPr>
+      <w:r>
+        <w:rPr>
+          <w:rFonts w:ascii="Calibri" w:cs="Calibri" w:eastAsia="Calibri" w:hAnsi="Calibri"/>
+          <w:sz w:val="22"/>
+          <w:szCs w:val="22"/>
+        </w:rPr>
+        <w:t xml:space="preserve">Record and attach a short fault video</w:t>
+      </w:r>
+    </w:p>
+    <w:p>
+      <w:pPr>
+        <w:pStyle w:val="ListParagraph"/>
+        <w:numPr>
+          <w:ilvl w:val="2"/>
+          <w:numId w:val="3"/>
+        </w:numPr>
+        <w:spacing w:after="80" w:line="276"/>
+      </w:pPr>
+      <w:r>
+        <w:rPr>
+          <w:rFonts w:ascii="Calibri" w:cs="Calibri" w:eastAsia="Calibri" w:hAnsi="Calibri"/>
+          <w:sz w:val="22"/>
+          <w:szCs w:val="22"/>
+        </w:rPr>
+        <w:t xml:space="preserve">Label each file</w:t>
+      </w:r>
+    </w:p>
+    <w:p>
+      <w:pPr>
+        <w:pStyle w:val="ListParagraph"/>
+        <w:numPr>
+          <w:ilvl w:val="1"/>
+          <w:numId w:val="3"/>
+        </w:numPr>
+        <w:spacing w:after="80" w:line="276"/>
+      </w:pPr>
+      <w:r>
+        <w:rPr>
+          <w:rFonts w:ascii="Calibri" w:cs="Calibri" w:eastAsia="Calibri" w:hAnsi="Calibri"/>
+          <w:sz w:val="22"/>
+          <w:szCs w:val="22"/>
+        </w:rPr>
+        <w:t xml:space="preserve">Save a draft</w:t>
+      </w:r>
+    </w:p>
+    <w:p>
+      <w:pPr>
+        <w:pStyle w:val="ListParagraph"/>
+        <w:numPr>
+          <w:ilvl w:val="1"/>
+          <w:numId w:val="3"/>
+        </w:numPr>
+        <w:spacing w:after="80" w:line="276"/>
+      </w:pPr>
+      <w:r>
+        <w:rPr>
+          <w:rFonts w:ascii="Calibri" w:cs="Calibri" w:eastAsia="Calibri" w:hAnsi="Calibri"/>
+          <w:sz w:val="22"/>
+          <w:szCs w:val="22"/>
+        </w:rPr>
+        <w:t xml:space="preserve">Submit the request</w:t>
+      </w:r>
+    </w:p>
+    <w:p>
+      <w:pPr>
+        <w:pStyle w:val="ListParagraph"/>
+        <w:numPr>
+          <w:ilvl w:val="1"/>
+          <w:numId w:val="3"/>
+        </w:numPr>
+        <w:spacing w:after="80" w:line="276"/>
+      </w:pPr>
+      <w:r>
+        <w:rPr>
+          <w:rFonts w:ascii="Calibri" w:cs="Calibri" w:eastAsia="Calibri" w:hAnsi="Calibri"/>
+          <w:sz w:val="22"/>
+          <w:szCs w:val="22"/>
+        </w:rPr>
+        <w:t xml:space="preserve">Receive submission confirmation</w:t>
+      </w:r>
+    </w:p>
+    <w:p>
+      <w:pPr>
+        <w:pStyle w:val="ListParagraph"/>
+        <w:numPr>
+          <w:ilvl w:val="1"/>
+          <w:numId w:val="3"/>
+        </w:numPr>
+        <w:spacing w:after="80" w:line="276"/>
+      </w:pPr>
+      <w:r>
+        <w:rPr>
+          <w:rFonts w:ascii="Calibri" w:cs="Calibri" w:eastAsia="Calibri" w:hAnsi="Calibri"/>
+          <w:sz w:val="22"/>
+          <w:szCs w:val="22"/>
+        </w:rPr>
+        <w:t xml:space="preserve">Check that the request is complete before submitting</w:t>
       </w:r>
     </w:p>
     <w:p>
@@ -6469,7 +6775,7 @@
         <w:pStyle w:val="ListParagraph"/>
         <w:numPr>
           <w:ilvl w:val="0"/>
-          <w:numId w:val="2"/>
+          <w:numId w:val="3"/>
         </w:numPr>
         <w:spacing w:after="80" w:line="276"/>
       </w:pPr>
@@ -6479,7 +6785,7 @@
           <w:sz w:val="22"/>
           <w:szCs w:val="22"/>
         </w:rPr>
-        <w:t xml:space="preserve">Locate where the work needs to be done</w:t>
+        <w:t xml:space="preserve">Follow request</w:t>
       </w:r>
     </w:p>
     <w:p>
@@ -6487,7 +6793,7 @@
         <w:pStyle w:val="ListParagraph"/>
         <w:numPr>
           <w:ilvl w:val="1"/>
-          <w:numId w:val="2"/>
+          <w:numId w:val="3"/>
         </w:numPr>
         <w:spacing w:after="80" w:line="276"/>
       </w:pPr>
@@ -6497,7 +6803,7 @@
           <w:sz w:val="22"/>
           <w:szCs w:val="22"/>
         </w:rPr>
-        <w:t xml:space="preserve">Identify the building</w:t>
+        <w:t xml:space="preserve">See current status</w:t>
       </w:r>
     </w:p>
     <w:p>
@@ -6505,7 +6811,7 @@
         <w:pStyle w:val="ListParagraph"/>
         <w:numPr>
           <w:ilvl w:val="1"/>
-          <w:numId w:val="2"/>
+          <w:numId w:val="3"/>
         </w:numPr>
         <w:spacing w:after="80" w:line="276"/>
       </w:pPr>
@@ -6515,7 +6821,25 @@
           <w:sz w:val="22"/>
           <w:szCs w:val="22"/>
         </w:rPr>
-        <w:t xml:space="preserve">Confirm the address</w:t>
+        <w:t xml:space="preserve">See workflow stage / next steps</w:t>
+      </w:r>
+    </w:p>
+    <w:p>
+      <w:pPr>
+        <w:pStyle w:val="ListParagraph"/>
+        <w:numPr>
+          <w:ilvl w:val="2"/>
+          <w:numId w:val="3"/>
+        </w:numPr>
+        <w:spacing w:after="80" w:line="276"/>
+      </w:pPr>
+      <w:r>
+        <w:rPr>
+          <w:rFonts w:ascii="Calibri" w:cs="Calibri" w:eastAsia="Calibri" w:hAnsi="Calibri"/>
+          <w:sz w:val="22"/>
+          <w:szCs w:val="22"/>
+        </w:rPr>
+        <w:t xml:space="preserve">See third party vendor progress</w:t>
       </w:r>
     </w:p>
     <w:p>
@@ -6523,7 +6847,7 @@
         <w:pStyle w:val="ListParagraph"/>
         <w:numPr>
           <w:ilvl w:val="1"/>
-          <w:numId w:val="2"/>
+          <w:numId w:val="3"/>
         </w:numPr>
         <w:spacing w:after="80" w:line="276"/>
       </w:pPr>
@@ -6533,7 +6857,7 @@
           <w:sz w:val="22"/>
           <w:szCs w:val="22"/>
         </w:rPr>
-        <w:t xml:space="preserve">Identify the floor and area</w:t>
+        <w:t xml:space="preserve">Determine if progressing or stalled</w:t>
       </w:r>
     </w:p>
     <w:p>
@@ -6541,7 +6865,7 @@
         <w:pStyle w:val="ListParagraph"/>
         <w:numPr>
           <w:ilvl w:val="1"/>
-          <w:numId w:val="2"/>
+          <w:numId w:val="3"/>
         </w:numPr>
         <w:spacing w:after="80" w:line="276"/>
       </w:pPr>
@@ -6551,7 +6875,7 @@
           <w:sz w:val="22"/>
           <w:szCs w:val="22"/>
         </w:rPr>
-        <w:t xml:space="preserve">Provide a floor plan and mark the location</w:t>
+        <w:t xml:space="preserve">Stay informed about changes to the request</w:t>
       </w:r>
     </w:p>
     <w:p>
@@ -6559,7 +6883,7 @@
         <w:pStyle w:val="ListParagraph"/>
         <w:numPr>
           <w:ilvl w:val="2"/>
-          <w:numId w:val="2"/>
+          <w:numId w:val="3"/>
         </w:numPr>
         <w:spacing w:after="80" w:line="276"/>
       </w:pPr>
@@ -6569,7 +6893,43 @@
           <w:sz w:val="22"/>
           <w:szCs w:val="22"/>
         </w:rPr>
-        <w:t xml:space="preserve">Select a stored floor plan</w:t>
+        <w:t xml:space="preserve">Get immediate notification</w:t>
+      </w:r>
+    </w:p>
+    <w:p>
+      <w:pPr>
+        <w:pStyle w:val="ListParagraph"/>
+        <w:numPr>
+          <w:ilvl w:val="1"/>
+          <w:numId w:val="3"/>
+        </w:numPr>
+        <w:spacing w:after="80" w:line="276"/>
+      </w:pPr>
+      <w:r>
+        <w:rPr>
+          <w:rFonts w:ascii="Calibri" w:cs="Calibri" w:eastAsia="Calibri" w:hAnsi="Calibri"/>
+          <w:sz w:val="22"/>
+          <w:szCs w:val="22"/>
+        </w:rPr>
+        <w:t xml:space="preserve">Respond to requests for additional information</w:t>
+      </w:r>
+    </w:p>
+    <w:p>
+      <w:pPr>
+        <w:pStyle w:val="ListParagraph"/>
+        <w:numPr>
+          <w:ilvl w:val="1"/>
+          <w:numId w:val="3"/>
+        </w:numPr>
+        <w:spacing w:after="80" w:line="276"/>
+      </w:pPr>
+      <w:r>
+        <w:rPr>
+          <w:rFonts w:ascii="Calibri" w:cs="Calibri" w:eastAsia="Calibri" w:hAnsi="Calibri"/>
+          <w:sz w:val="22"/>
+          <w:szCs w:val="22"/>
+        </w:rPr>
+        <w:t xml:space="preserve">Communicate about the request</w:t>
       </w:r>
     </w:p>
     <w:p>
@@ -6577,7 +6937,7 @@
         <w:pStyle w:val="ListParagraph"/>
         <w:numPr>
           <w:ilvl w:val="2"/>
-          <w:numId w:val="2"/>
+          <w:numId w:val="3"/>
         </w:numPr>
         <w:spacing w:after="80" w:line="276"/>
       </w:pPr>
@@ -6587,7 +6947,97 @@
           <w:sz w:val="22"/>
           <w:szCs w:val="22"/>
         </w:rPr>
-        <w:t xml:space="preserve">Provide a sketch when no plan exists</w:t>
+        <w:t xml:space="preserve">Reach the right person</w:t>
+      </w:r>
+    </w:p>
+    <w:p>
+      <w:pPr>
+        <w:pStyle w:val="ListParagraph"/>
+        <w:numPr>
+          <w:ilvl w:val="2"/>
+          <w:numId w:val="3"/>
+        </w:numPr>
+        <w:spacing w:after="80" w:line="276"/>
+      </w:pPr>
+      <w:r>
+        <w:rPr>
+          <w:rFonts w:ascii="Calibri" w:cs="Calibri" w:eastAsia="Calibri" w:hAnsi="Calibri"/>
+          <w:sz w:val="22"/>
+          <w:szCs w:val="22"/>
+        </w:rPr>
+        <w:t xml:space="preserve">Keep communication tied to request</w:t>
+      </w:r>
+    </w:p>
+    <w:p>
+      <w:pPr>
+        <w:pStyle w:val="ListParagraph"/>
+        <w:numPr>
+          <w:ilvl w:val="2"/>
+          <w:numId w:val="3"/>
+        </w:numPr>
+        <w:spacing w:after="80" w:line="276"/>
+      </w:pPr>
+      <w:r>
+        <w:rPr>
+          <w:rFonts w:ascii="Calibri" w:cs="Calibri" w:eastAsia="Calibri" w:hAnsi="Calibri"/>
+          <w:sz w:val="22"/>
+          <w:szCs w:val="22"/>
+        </w:rPr>
+        <w:t xml:space="preserve">Chase coordinator if/when stalled</w:t>
+      </w:r>
+    </w:p>
+    <w:p>
+      <w:pPr>
+        <w:pStyle w:val="ListParagraph"/>
+        <w:numPr>
+          <w:ilvl w:val="1"/>
+          <w:numId w:val="3"/>
+        </w:numPr>
+        <w:spacing w:after="80" w:line="276"/>
+      </w:pPr>
+      <w:r>
+        <w:rPr>
+          <w:rFonts w:ascii="Calibri" w:cs="Calibri" w:eastAsia="Calibri" w:hAnsi="Calibri"/>
+          <w:sz w:val="22"/>
+          <w:szCs w:val="22"/>
+        </w:rPr>
+        <w:t xml:space="preserve">Verify and correct onsite work</w:t>
+      </w:r>
+    </w:p>
+    <w:p>
+      <w:pPr>
+        <w:pStyle w:val="ListParagraph"/>
+        <w:numPr>
+          <w:ilvl w:val="2"/>
+          <w:numId w:val="3"/>
+        </w:numPr>
+        <w:spacing w:after="80" w:line="276"/>
+      </w:pPr>
+      <w:r>
+        <w:rPr>
+          <w:rFonts w:ascii="Calibri" w:cs="Calibri" w:eastAsia="Calibri" w:hAnsi="Calibri"/>
+          <w:sz w:val="22"/>
+          <w:szCs w:val="22"/>
+        </w:rPr>
+        <w:t xml:space="preserve">Confirm work was done correctly</w:t>
+      </w:r>
+    </w:p>
+    <w:p>
+      <w:pPr>
+        <w:pStyle w:val="ListParagraph"/>
+        <w:numPr>
+          <w:ilvl w:val="2"/>
+          <w:numId w:val="3"/>
+        </w:numPr>
+        <w:spacing w:after="80" w:line="276"/>
+      </w:pPr>
+      <w:r>
+        <w:rPr>
+          <w:rFonts w:ascii="Calibri" w:cs="Calibri" w:eastAsia="Calibri" w:hAnsi="Calibri"/>
+          <w:sz w:val="22"/>
+          <w:szCs w:val="22"/>
+        </w:rPr>
+        <w:t xml:space="preserve">Flag a mistake</w:t>
       </w:r>
     </w:p>
     <w:p>
@@ -6595,7 +7045,7 @@
         <w:pStyle w:val="ListParagraph"/>
         <w:numPr>
           <w:ilvl w:val="0"/>
-          <w:numId w:val="2"/>
+          <w:numId w:val="3"/>
         </w:numPr>
         <w:spacing w:after="80" w:line="276"/>
       </w:pPr>
@@ -6605,7 +7055,7 @@
           <w:sz w:val="22"/>
           <w:szCs w:val="22"/>
         </w:rPr>
-        <w:t xml:space="preserve">Prepare and submit the request</w:t>
+        <w:t xml:space="preserve">Complete and close the request</w:t>
       </w:r>
     </w:p>
     <w:p>
@@ -6613,7 +7063,7 @@
         <w:pStyle w:val="ListParagraph"/>
         <w:numPr>
           <w:ilvl w:val="1"/>
-          <w:numId w:val="2"/>
+          <w:numId w:val="3"/>
         </w:numPr>
         <w:spacing w:after="80" w:line="276"/>
       </w:pPr>
@@ -6623,7 +7073,7 @@
           <w:sz w:val="22"/>
           <w:szCs w:val="22"/>
         </w:rPr>
-        <w:t xml:space="preserve">Complete the intake form</w:t>
+        <w:t xml:space="preserve">Confirm completion</w:t>
       </w:r>
     </w:p>
     <w:p>
@@ -6631,7 +7081,7 @@
         <w:pStyle w:val="ListParagraph"/>
         <w:numPr>
           <w:ilvl w:val="1"/>
-          <w:numId w:val="2"/>
+          <w:numId w:val="3"/>
         </w:numPr>
         <w:spacing w:after="80" w:line="276"/>
       </w:pPr>
@@ -6641,547 +7091,7 @@
           <w:sz w:val="22"/>
           <w:szCs w:val="22"/>
         </w:rPr>
-        <w:t xml:space="preserve">Attach supporting files</w:t>
-      </w:r>
-    </w:p>
-    <w:p>
-      <w:pPr>
-        <w:pStyle w:val="ListParagraph"/>
-        <w:numPr>
-          <w:ilvl w:val="2"/>
-          <w:numId w:val="2"/>
-        </w:numPr>
-        <w:spacing w:after="80" w:line="276"/>
-      </w:pPr>
-      <w:r>
-        <w:rPr>
-          <w:rFonts w:ascii="Calibri" w:cs="Calibri" w:eastAsia="Calibri" w:hAnsi="Calibri"/>
-          <w:sz w:val="22"/>
-          <w:szCs w:val="22"/>
-        </w:rPr>
-        <w:t xml:space="preserve">Upload multiple files at once</w:t>
-      </w:r>
-    </w:p>
-    <w:p>
-      <w:pPr>
-        <w:pStyle w:val="ListParagraph"/>
-        <w:numPr>
-          <w:ilvl w:val="2"/>
-          <w:numId w:val="2"/>
-        </w:numPr>
-        <w:spacing w:after="80" w:line="276"/>
-      </w:pPr>
-      <w:r>
-        <w:rPr>
-          <w:rFonts w:ascii="Calibri" w:cs="Calibri" w:eastAsia="Calibri" w:hAnsi="Calibri"/>
-          <w:sz w:val="22"/>
-          <w:szCs w:val="22"/>
-        </w:rPr>
-        <w:t xml:space="preserve">Add a photo from a mobile device at the time of the request</w:t>
-      </w:r>
-    </w:p>
-    <w:p>
-      <w:pPr>
-        <w:pStyle w:val="ListParagraph"/>
-        <w:numPr>
-          <w:ilvl w:val="2"/>
-          <w:numId w:val="2"/>
-        </w:numPr>
-        <w:spacing w:after="80" w:line="276"/>
-      </w:pPr>
-      <w:r>
-        <w:rPr>
-          <w:rFonts w:ascii="Calibri" w:cs="Calibri" w:eastAsia="Calibri" w:hAnsi="Calibri"/>
-          <w:sz w:val="22"/>
-          <w:szCs w:val="22"/>
-        </w:rPr>
-        <w:t xml:space="preserve">Record and attach a short fault video</w:t>
-      </w:r>
-    </w:p>
-    <w:p>
-      <w:pPr>
-        <w:pStyle w:val="ListParagraph"/>
-        <w:numPr>
-          <w:ilvl w:val="2"/>
-          <w:numId w:val="2"/>
-        </w:numPr>
-        <w:spacing w:after="80" w:line="276"/>
-      </w:pPr>
-      <w:r>
-        <w:rPr>
-          <w:rFonts w:ascii="Calibri" w:cs="Calibri" w:eastAsia="Calibri" w:hAnsi="Calibri"/>
-          <w:sz w:val="22"/>
-          <w:szCs w:val="22"/>
-        </w:rPr>
-        <w:t xml:space="preserve">Label each file</w:t>
-      </w:r>
-    </w:p>
-    <w:p>
-      <w:pPr>
-        <w:pStyle w:val="ListParagraph"/>
-        <w:numPr>
-          <w:ilvl w:val="1"/>
-          <w:numId w:val="2"/>
-        </w:numPr>
-        <w:spacing w:after="80" w:line="276"/>
-      </w:pPr>
-      <w:r>
-        <w:rPr>
-          <w:rFonts w:ascii="Calibri" w:cs="Calibri" w:eastAsia="Calibri" w:hAnsi="Calibri"/>
-          <w:sz w:val="22"/>
-          <w:szCs w:val="22"/>
-        </w:rPr>
-        <w:t xml:space="preserve">Save a draft</w:t>
-      </w:r>
-    </w:p>
-    <w:p>
-      <w:pPr>
-        <w:pStyle w:val="ListParagraph"/>
-        <w:numPr>
-          <w:ilvl w:val="1"/>
-          <w:numId w:val="2"/>
-        </w:numPr>
-        <w:spacing w:after="80" w:line="276"/>
-      </w:pPr>
-      <w:r>
-        <w:rPr>
-          <w:rFonts w:ascii="Calibri" w:cs="Calibri" w:eastAsia="Calibri" w:hAnsi="Calibri"/>
-          <w:sz w:val="22"/>
-          <w:szCs w:val="22"/>
-        </w:rPr>
-        <w:t xml:space="preserve">Submit the request</w:t>
-      </w:r>
-    </w:p>
-    <w:p>
-      <w:pPr>
-        <w:pStyle w:val="ListParagraph"/>
-        <w:numPr>
-          <w:ilvl w:val="1"/>
-          <w:numId w:val="2"/>
-        </w:numPr>
-        <w:spacing w:after="80" w:line="276"/>
-      </w:pPr>
-      <w:r>
-        <w:rPr>
-          <w:rFonts w:ascii="Calibri" w:cs="Calibri" w:eastAsia="Calibri" w:hAnsi="Calibri"/>
-          <w:sz w:val="22"/>
-          <w:szCs w:val="22"/>
-        </w:rPr>
-        <w:t xml:space="preserve">Receive submission confirmation</w:t>
-      </w:r>
-    </w:p>
-    <w:p>
-      <w:pPr>
-        <w:pStyle w:val="ListParagraph"/>
-        <w:numPr>
-          <w:ilvl w:val="0"/>
-          <w:numId w:val="2"/>
-        </w:numPr>
-        <w:spacing w:after="80" w:line="276"/>
-      </w:pPr>
-      <w:r>
-        <w:rPr>
-          <w:rFonts w:ascii="Calibri" w:cs="Calibri" w:eastAsia="Calibri" w:hAnsi="Calibri"/>
-          <w:sz w:val="22"/>
-          <w:szCs w:val="22"/>
-        </w:rPr>
-        <w:t xml:space="preserve">Follow the request</w:t>
-      </w:r>
-    </w:p>
-    <w:p>
-      <w:pPr>
-        <w:pStyle w:val="ListParagraph"/>
-        <w:numPr>
-          <w:ilvl w:val="1"/>
-          <w:numId w:val="2"/>
-        </w:numPr>
-        <w:spacing w:after="80" w:line="276"/>
-      </w:pPr>
-      <w:r>
-        <w:rPr>
-          <w:rFonts w:ascii="Calibri" w:cs="Calibri" w:eastAsia="Calibri" w:hAnsi="Calibri"/>
-          <w:sz w:val="22"/>
-          <w:szCs w:val="22"/>
-        </w:rPr>
-        <w:t xml:space="preserve">See the current status</w:t>
-      </w:r>
-    </w:p>
-    <w:p>
-      <w:pPr>
-        <w:pStyle w:val="ListParagraph"/>
-        <w:numPr>
-          <w:ilvl w:val="1"/>
-          <w:numId w:val="2"/>
-        </w:numPr>
-        <w:spacing w:after="80" w:line="276"/>
-      </w:pPr>
-      <w:r>
-        <w:rPr>
-          <w:rFonts w:ascii="Calibri" w:cs="Calibri" w:eastAsia="Calibri" w:hAnsi="Calibri"/>
-          <w:sz w:val="22"/>
-          <w:szCs w:val="22"/>
-        </w:rPr>
-        <w:t xml:space="preserve">See the workflow stage and next steps</w:t>
-      </w:r>
-    </w:p>
-    <w:p>
-      <w:pPr>
-        <w:pStyle w:val="ListParagraph"/>
-        <w:numPr>
-          <w:ilvl w:val="2"/>
-          <w:numId w:val="2"/>
-        </w:numPr>
-        <w:spacing w:after="80" w:line="276"/>
-      </w:pPr>
-      <w:r>
-        <w:rPr>
-          <w:rFonts w:ascii="Calibri" w:cs="Calibri" w:eastAsia="Calibri" w:hAnsi="Calibri"/>
-          <w:sz w:val="22"/>
-          <w:szCs w:val="22"/>
-        </w:rPr>
-        <w:t xml:space="preserve">See third-party vendor progress</w:t>
-      </w:r>
-    </w:p>
-    <w:p>
-      <w:pPr>
-        <w:pStyle w:val="ListParagraph"/>
-        <w:numPr>
-          <w:ilvl w:val="1"/>
-          <w:numId w:val="2"/>
-        </w:numPr>
-        <w:spacing w:after="80" w:line="276"/>
-      </w:pPr>
-      <w:r>
-        <w:rPr>
-          <w:rFonts w:ascii="Calibri" w:cs="Calibri" w:eastAsia="Calibri" w:hAnsi="Calibri"/>
-          <w:sz w:val="22"/>
-          <w:szCs w:val="22"/>
-        </w:rPr>
-        <w:t xml:space="preserve">Determine whether the request is progressing or stalled</w:t>
-      </w:r>
-    </w:p>
-    <w:p>
-      <w:pPr>
-        <w:pStyle w:val="ListParagraph"/>
-        <w:numPr>
-          <w:ilvl w:val="1"/>
-          <w:numId w:val="2"/>
-        </w:numPr>
-        <w:spacing w:after="80" w:line="276"/>
-      </w:pPr>
-      <w:r>
-        <w:rPr>
-          <w:rFonts w:ascii="Calibri" w:cs="Calibri" w:eastAsia="Calibri" w:hAnsi="Calibri"/>
-          <w:sz w:val="22"/>
-          <w:szCs w:val="22"/>
-        </w:rPr>
-        <w:t xml:space="preserve">Get notified of changes</w:t>
-      </w:r>
-    </w:p>
-    <w:p>
-      <w:pPr>
-        <w:pStyle w:val="ListParagraph"/>
-        <w:numPr>
-          <w:ilvl w:val="2"/>
-          <w:numId w:val="2"/>
-        </w:numPr>
-        <w:spacing w:after="80" w:line="276"/>
-      </w:pPr>
-      <w:r>
-        <w:rPr>
-          <w:rFonts w:ascii="Calibri" w:cs="Calibri" w:eastAsia="Calibri" w:hAnsi="Calibri"/>
-          <w:sz w:val="22"/>
-          <w:szCs w:val="22"/>
-        </w:rPr>
-        <w:t xml:space="preserve">Get an immediate notification</w:t>
-      </w:r>
-    </w:p>
-    <w:p>
-      <w:pPr>
-        <w:pStyle w:val="ListParagraph"/>
-        <w:numPr>
-          <w:ilvl w:val="1"/>
-          <w:numId w:val="2"/>
-        </w:numPr>
-        <w:spacing w:after="80" w:line="276"/>
-      </w:pPr>
-      <w:r>
-        <w:rPr>
-          <w:rFonts w:ascii="Calibri" w:cs="Calibri" w:eastAsia="Calibri" w:hAnsi="Calibri"/>
-          <w:sz w:val="22"/>
-          <w:szCs w:val="22"/>
-        </w:rPr>
-        <w:t xml:space="preserve">Communicate about the request</w:t>
-      </w:r>
-    </w:p>
-    <w:p>
-      <w:pPr>
-        <w:pStyle w:val="ListParagraph"/>
-        <w:numPr>
-          <w:ilvl w:val="2"/>
-          <w:numId w:val="2"/>
-        </w:numPr>
-        <w:spacing w:after="80" w:line="276"/>
-      </w:pPr>
-      <w:r>
-        <w:rPr>
-          <w:rFonts w:ascii="Calibri" w:cs="Calibri" w:eastAsia="Calibri" w:hAnsi="Calibri"/>
-          <w:sz w:val="22"/>
-          <w:szCs w:val="22"/>
-        </w:rPr>
-        <w:t xml:space="preserve">Reach the right person</w:t>
-      </w:r>
-    </w:p>
-    <w:p>
-      <w:pPr>
-        <w:pStyle w:val="ListParagraph"/>
-        <w:numPr>
-          <w:ilvl w:val="2"/>
-          <w:numId w:val="2"/>
-        </w:numPr>
-        <w:spacing w:after="80" w:line="276"/>
-      </w:pPr>
-      <w:r>
-        <w:rPr>
-          <w:rFonts w:ascii="Calibri" w:cs="Calibri" w:eastAsia="Calibri" w:hAnsi="Calibri"/>
-          <w:sz w:val="22"/>
-          <w:szCs w:val="22"/>
-        </w:rPr>
-        <w:t xml:space="preserve">Keep communication tied to the request</w:t>
-      </w:r>
-    </w:p>
-    <w:p>
-      <w:pPr>
-        <w:pStyle w:val="ListParagraph"/>
-        <w:numPr>
-          <w:ilvl w:val="2"/>
-          <w:numId w:val="2"/>
-        </w:numPr>
-        <w:spacing w:after="80" w:line="276"/>
-      </w:pPr>
-      <w:r>
-        <w:rPr>
-          <w:rFonts w:ascii="Calibri" w:cs="Calibri" w:eastAsia="Calibri" w:hAnsi="Calibri"/>
-          <w:sz w:val="22"/>
-          <w:szCs w:val="22"/>
-        </w:rPr>
-        <w:t xml:space="preserve">Chase the coordinator when the request stalls</w:t>
-      </w:r>
-    </w:p>
-    <w:p>
-      <w:pPr>
-        <w:pStyle w:val="ListParagraph"/>
-        <w:numPr>
-          <w:ilvl w:val="1"/>
-          <w:numId w:val="2"/>
-        </w:numPr>
-        <w:spacing w:after="80" w:line="276"/>
-      </w:pPr>
-      <w:r>
-        <w:rPr>
-          <w:rFonts w:ascii="Calibri" w:cs="Calibri" w:eastAsia="Calibri" w:hAnsi="Calibri"/>
-          <w:sz w:val="22"/>
-          <w:szCs w:val="22"/>
-        </w:rPr>
-        <w:t xml:space="preserve">Verify and correct on-site work</w:t>
-      </w:r>
-    </w:p>
-    <w:p>
-      <w:pPr>
-        <w:pStyle w:val="ListParagraph"/>
-        <w:numPr>
-          <w:ilvl w:val="2"/>
-          <w:numId w:val="2"/>
-        </w:numPr>
-        <w:spacing w:after="80" w:line="276"/>
-      </w:pPr>
-      <w:r>
-        <w:rPr>
-          <w:rFonts w:ascii="Calibri" w:cs="Calibri" w:eastAsia="Calibri" w:hAnsi="Calibri"/>
-          <w:sz w:val="22"/>
-          <w:szCs w:val="22"/>
-        </w:rPr>
-        <w:t xml:space="preserve">Confirm the work was done correctly</w:t>
-      </w:r>
-    </w:p>
-    <w:p>
-      <w:pPr>
-        <w:pStyle w:val="ListParagraph"/>
-        <w:numPr>
-          <w:ilvl w:val="2"/>
-          <w:numId w:val="2"/>
-        </w:numPr>
-        <w:spacing w:after="80" w:line="276"/>
-      </w:pPr>
-      <w:r>
-        <w:rPr>
-          <w:rFonts w:ascii="Calibri" w:cs="Calibri" w:eastAsia="Calibri" w:hAnsi="Calibri"/>
-          <w:sz w:val="22"/>
-          <w:szCs w:val="22"/>
-        </w:rPr>
-        <w:t xml:space="preserve">Flag a mistake</w:t>
-      </w:r>
-    </w:p>
-    <w:p>
-      <w:pPr>
-        <w:pStyle w:val="ListParagraph"/>
-        <w:numPr>
-          <w:ilvl w:val="0"/>
-          <w:numId w:val="2"/>
-        </w:numPr>
-        <w:spacing w:after="80" w:line="276"/>
-      </w:pPr>
-      <w:r>
-        <w:rPr>
-          <w:rFonts w:ascii="Calibri" w:cs="Calibri" w:eastAsia="Calibri" w:hAnsi="Calibri"/>
-          <w:sz w:val="22"/>
-          <w:szCs w:val="22"/>
-        </w:rPr>
-        <w:t xml:space="preserve">Use request history and reporting</w:t>
-      </w:r>
-    </w:p>
-    <w:p>
-      <w:pPr>
-        <w:pStyle w:val="ListParagraph"/>
-        <w:numPr>
-          <w:ilvl w:val="1"/>
-          <w:numId w:val="2"/>
-        </w:numPr>
-        <w:spacing w:after="80" w:line="276"/>
-      </w:pPr>
-      <w:r>
-        <w:rPr>
-          <w:rFonts w:ascii="Calibri" w:cs="Calibri" w:eastAsia="Calibri" w:hAnsi="Calibri"/>
-          <w:sz w:val="22"/>
-          <w:szCs w:val="22"/>
-        </w:rPr>
-        <w:t xml:space="preserve">Find an old or past request</w:t>
-      </w:r>
-    </w:p>
-    <w:p>
-      <w:pPr>
-        <w:pStyle w:val="ListParagraph"/>
-        <w:numPr>
-          <w:ilvl w:val="1"/>
-          <w:numId w:val="2"/>
-        </w:numPr>
-        <w:spacing w:after="80" w:line="276"/>
-      </w:pPr>
-      <w:r>
-        <w:rPr>
-          <w:rFonts w:ascii="Calibri" w:cs="Calibri" w:eastAsia="Calibri" w:hAnsi="Calibri"/>
-          <w:sz w:val="22"/>
-          <w:szCs w:val="22"/>
-        </w:rPr>
-        <w:t xml:space="preserve">Retrieve the purchase or installation date for a claim</w:t>
-      </w:r>
-    </w:p>
-    <w:p>
-      <w:pPr>
-        <w:pStyle w:val="ListParagraph"/>
-        <w:numPr>
-          <w:ilvl w:val="1"/>
-          <w:numId w:val="2"/>
-        </w:numPr>
-        <w:spacing w:after="80" w:line="276"/>
-      </w:pPr>
-      <w:r>
-        <w:rPr>
-          <w:rFonts w:ascii="Calibri" w:cs="Calibri" w:eastAsia="Calibri" w:hAnsi="Calibri"/>
-          <w:sz w:val="22"/>
-          <w:szCs w:val="22"/>
-        </w:rPr>
-        <w:t xml:space="preserve">Retrieve product specifications for a replacement part</w:t>
-      </w:r>
-    </w:p>
-    <w:p>
-      <w:pPr>
-        <w:pStyle w:val="ListParagraph"/>
-        <w:numPr>
-          <w:ilvl w:val="1"/>
-          <w:numId w:val="2"/>
-        </w:numPr>
-        <w:spacing w:after="80" w:line="276"/>
-      </w:pPr>
-      <w:r>
-        <w:rPr>
-          <w:rFonts w:ascii="Calibri" w:cs="Calibri" w:eastAsia="Calibri" w:hAnsi="Calibri"/>
-          <w:sz w:val="22"/>
-          <w:szCs w:val="22"/>
-        </w:rPr>
-        <w:t xml:space="preserve">See all my active requests</w:t>
-      </w:r>
-    </w:p>
-    <w:p>
-      <w:pPr>
-        <w:pStyle w:val="ListParagraph"/>
-        <w:numPr>
-          <w:ilvl w:val="1"/>
-          <w:numId w:val="2"/>
-        </w:numPr>
-        <w:spacing w:after="80" w:line="276"/>
-      </w:pPr>
-      <w:r>
-        <w:rPr>
-          <w:rFonts w:ascii="Calibri" w:cs="Calibri" w:eastAsia="Calibri" w:hAnsi="Calibri"/>
-          <w:sz w:val="22"/>
-          <w:szCs w:val="22"/>
-        </w:rPr>
-        <w:t xml:space="preserve">Report by location, status or period</w:t>
-      </w:r>
-    </w:p>
-    <w:p>
-      <w:pPr>
-        <w:pStyle w:val="ListParagraph"/>
-        <w:numPr>
-          <w:ilvl w:val="2"/>
-          <w:numId w:val="2"/>
-        </w:numPr>
-        <w:spacing w:after="80" w:line="276"/>
-      </w:pPr>
-      <w:r>
-        <w:rPr>
-          <w:rFonts w:ascii="Calibri" w:cs="Calibri" w:eastAsia="Calibri" w:hAnsi="Calibri"/>
-          <w:sz w:val="22"/>
-          <w:szCs w:val="22"/>
-        </w:rPr>
-        <w:t xml:space="preserve">View requests on a map</w:t>
-      </w:r>
-    </w:p>
-    <w:p>
-      <w:pPr>
-        <w:pStyle w:val="ListParagraph"/>
-        <w:numPr>
-          <w:ilvl w:val="0"/>
-          <w:numId w:val="2"/>
-        </w:numPr>
-        <w:spacing w:after="80" w:line="276"/>
-      </w:pPr>
-      <w:r>
-        <w:rPr>
-          <w:rFonts w:ascii="Calibri" w:cs="Calibri" w:eastAsia="Calibri" w:hAnsi="Calibri"/>
-          <w:sz w:val="22"/>
-          <w:szCs w:val="22"/>
-        </w:rPr>
-        <w:t xml:space="preserve">Close the request</w:t>
-      </w:r>
-    </w:p>
-    <w:p>
-      <w:pPr>
-        <w:pStyle w:val="ListParagraph"/>
-        <w:numPr>
-          <w:ilvl w:val="1"/>
-          <w:numId w:val="2"/>
-        </w:numPr>
-        <w:spacing w:after="80" w:line="276"/>
-      </w:pPr>
-      <w:r>
-        <w:rPr>
-          <w:rFonts w:ascii="Calibri" w:cs="Calibri" w:eastAsia="Calibri" w:hAnsi="Calibri"/>
-          <w:sz w:val="22"/>
-          <w:szCs w:val="22"/>
-        </w:rPr>
-        <w:t xml:space="preserve">Confirm satisfaction with the result</w:t>
+        <w:t xml:space="preserve">Report a remaining issue</w:t>
       </w:r>
     </w:p>
     <w:p>
@@ -7201,7 +7111,7 @@
           <w:sz w:val="22"/>
           <w:szCs w:val="22"/>
         </w:rPr>
-        <w:t xml:space="preserve">Two points of reading. Verifying and correcting on-site work sits under following the request rather than under being notified: a notification prompts the verification, but the verification is not part of being notified, and the hierarchy has to show decomposition rather than sequence. Getting set up on the system contains a genuine alternative, since a requester either already has an account or must obtain one, and it is included because a once-a-year requester frequently starts from that position.</w:t>
+        <w:t xml:space="preserve">Three points of reading. The numbering shows parentage and not sequence: 5.6.1 is part of 5.6 rather than the step that follows it, and a requester may well locate the work before settling on the request type. Verifying and correcting on-site work sits under following the request rather than under closing it, because the requester does it while the request is still live; a notification may prompt the verification, but the verification is not part of being notified. And 3.4.1 and 3.4.2 are alternatives rather than steps: a requester either uses a stored floor plan or supplies a sketch, which is why they are shown as siblings.</w:t>
       </w:r>
     </w:p>
     <w:p>
@@ -7239,7 +7149,7 @@
           <w:sz w:val="22"/>
           <w:szCs w:val="22"/>
         </w:rPr>
-        <w:t xml:space="preserve">A Furniture Request is fulfilled by Infrastructure staff, and the problem statement identifies the handoffs between service groups as a core difficulty, so the service staff goal is modelled here in its own right. It is derived from the Infrastructure tasks in the informal model and from the coordination work the scenarios describe.</w:t>
+        <w:t xml:space="preserve">A Furniture Request is fulfilled by Infrastructure staff, and the problem statement identifies the handoffs between service groups as a core difficulty, so the service staff goal is modelled here in its own right. It is derived from the Infrastructure tasks in the informal model and from the coordination work the scenarios describe. It is numbered in the same way as the requester hierarchy, so the two can be read against each other: the requester’s 5.5 answers the staff 1.3, and the requester’s 6.1 meets the staff 5.1.</w:t>
       </w:r>
     </w:p>
     <w:p>
@@ -7263,7 +7173,7 @@
         <w:pStyle w:val="ListParagraph"/>
         <w:numPr>
           <w:ilvl w:val="0"/>
-          <w:numId w:val="2"/>
+          <w:numId w:val="3"/>
         </w:numPr>
         <w:spacing w:after="80" w:line="276"/>
       </w:pPr>
@@ -7281,7 +7191,7 @@
         <w:pStyle w:val="ListParagraph"/>
         <w:numPr>
           <w:ilvl w:val="1"/>
-          <w:numId w:val="2"/>
+          <w:numId w:val="3"/>
         </w:numPr>
         <w:spacing w:after="80" w:line="276"/>
       </w:pPr>
@@ -7299,7 +7209,7 @@
         <w:pStyle w:val="ListParagraph"/>
         <w:numPr>
           <w:ilvl w:val="1"/>
-          <w:numId w:val="2"/>
+          <w:numId w:val="3"/>
         </w:numPr>
         <w:spacing w:after="80" w:line="276"/>
       </w:pPr>
@@ -7317,7 +7227,7 @@
         <w:pStyle w:val="ListParagraph"/>
         <w:numPr>
           <w:ilvl w:val="1"/>
-          <w:numId w:val="2"/>
+          <w:numId w:val="3"/>
         </w:numPr>
         <w:spacing w:after="80" w:line="276"/>
       </w:pPr>
@@ -7335,7 +7245,7 @@
         <w:pStyle w:val="ListParagraph"/>
         <w:numPr>
           <w:ilvl w:val="2"/>
-          <w:numId w:val="2"/>
+          <w:numId w:val="3"/>
         </w:numPr>
         <w:spacing w:after="80" w:line="276"/>
       </w:pPr>
@@ -7353,7 +7263,7 @@
         <w:pStyle w:val="ListParagraph"/>
         <w:numPr>
           <w:ilvl w:val="2"/>
-          <w:numId w:val="2"/>
+          <w:numId w:val="3"/>
         </w:numPr>
         <w:spacing w:after="80" w:line="276"/>
       </w:pPr>
@@ -7371,7 +7281,7 @@
         <w:pStyle w:val="ListParagraph"/>
         <w:numPr>
           <w:ilvl w:val="2"/>
-          <w:numId w:val="2"/>
+          <w:numId w:val="3"/>
         </w:numPr>
         <w:spacing w:after="80" w:line="276"/>
       </w:pPr>
@@ -7389,7 +7299,7 @@
         <w:pStyle w:val="ListParagraph"/>
         <w:numPr>
           <w:ilvl w:val="1"/>
-          <w:numId w:val="2"/>
+          <w:numId w:val="3"/>
         </w:numPr>
         <w:spacing w:after="80" w:line="276"/>
       </w:pPr>
@@ -7407,7 +7317,7 @@
         <w:pStyle w:val="ListParagraph"/>
         <w:numPr>
           <w:ilvl w:val="2"/>
-          <w:numId w:val="2"/>
+          <w:numId w:val="3"/>
         </w:numPr>
         <w:spacing w:after="80" w:line="276"/>
       </w:pPr>
@@ -7425,7 +7335,7 @@
         <w:pStyle w:val="ListParagraph"/>
         <w:numPr>
           <w:ilvl w:val="2"/>
-          <w:numId w:val="2"/>
+          <w:numId w:val="3"/>
         </w:numPr>
         <w:spacing w:after="80" w:line="276"/>
       </w:pPr>
@@ -7443,7 +7353,7 @@
         <w:pStyle w:val="ListParagraph"/>
         <w:numPr>
           <w:ilvl w:val="0"/>
-          <w:numId w:val="2"/>
+          <w:numId w:val="3"/>
         </w:numPr>
         <w:spacing w:after="80" w:line="276"/>
       </w:pPr>
@@ -7461,7 +7371,7 @@
         <w:pStyle w:val="ListParagraph"/>
         <w:numPr>
           <w:ilvl w:val="1"/>
-          <w:numId w:val="2"/>
+          <w:numId w:val="3"/>
         </w:numPr>
         <w:spacing w:after="80" w:line="276"/>
       </w:pPr>
@@ -7479,7 +7389,7 @@
         <w:pStyle w:val="ListParagraph"/>
         <w:numPr>
           <w:ilvl w:val="1"/>
-          <w:numId w:val="2"/>
+          <w:numId w:val="3"/>
         </w:numPr>
         <w:spacing w:after="80" w:line="276"/>
       </w:pPr>
@@ -7497,7 +7407,7 @@
         <w:pStyle w:val="ListParagraph"/>
         <w:numPr>
           <w:ilvl w:val="1"/>
-          <w:numId w:val="2"/>
+          <w:numId w:val="3"/>
         </w:numPr>
         <w:spacing w:after="80" w:line="276"/>
       </w:pPr>
@@ -7515,7 +7425,7 @@
         <w:pStyle w:val="ListParagraph"/>
         <w:numPr>
           <w:ilvl w:val="1"/>
-          <w:numId w:val="2"/>
+          <w:numId w:val="3"/>
         </w:numPr>
         <w:spacing w:after="80" w:line="276"/>
       </w:pPr>
@@ -7533,7 +7443,7 @@
         <w:pStyle w:val="ListParagraph"/>
         <w:numPr>
           <w:ilvl w:val="0"/>
-          <w:numId w:val="2"/>
+          <w:numId w:val="3"/>
         </w:numPr>
         <w:spacing w:after="80" w:line="276"/>
       </w:pPr>
@@ -7551,7 +7461,7 @@
         <w:pStyle w:val="ListParagraph"/>
         <w:numPr>
           <w:ilvl w:val="1"/>
-          <w:numId w:val="2"/>
+          <w:numId w:val="3"/>
         </w:numPr>
         <w:spacing w:after="80" w:line="276"/>
       </w:pPr>
@@ -7569,7 +7479,7 @@
         <w:pStyle w:val="ListParagraph"/>
         <w:numPr>
           <w:ilvl w:val="1"/>
-          <w:numId w:val="2"/>
+          <w:numId w:val="3"/>
         </w:numPr>
         <w:spacing w:after="80" w:line="276"/>
       </w:pPr>
@@ -7587,7 +7497,7 @@
         <w:pStyle w:val="ListParagraph"/>
         <w:numPr>
           <w:ilvl w:val="1"/>
-          <w:numId w:val="2"/>
+          <w:numId w:val="3"/>
         </w:numPr>
         <w:spacing w:after="80" w:line="276"/>
       </w:pPr>
@@ -7605,7 +7515,7 @@
         <w:pStyle w:val="ListParagraph"/>
         <w:numPr>
           <w:ilvl w:val="1"/>
-          <w:numId w:val="2"/>
+          <w:numId w:val="3"/>
         </w:numPr>
         <w:spacing w:after="80" w:line="276"/>
       </w:pPr>
@@ -7623,7 +7533,7 @@
         <w:pStyle w:val="ListParagraph"/>
         <w:numPr>
           <w:ilvl w:val="1"/>
-          <w:numId w:val="2"/>
+          <w:numId w:val="3"/>
         </w:numPr>
         <w:spacing w:after="80" w:line="276"/>
       </w:pPr>
@@ -7641,7 +7551,7 @@
         <w:pStyle w:val="ListParagraph"/>
         <w:numPr>
           <w:ilvl w:val="0"/>
-          <w:numId w:val="2"/>
+          <w:numId w:val="3"/>
         </w:numPr>
         <w:spacing w:after="80" w:line="276"/>
       </w:pPr>
@@ -7659,7 +7569,7 @@
         <w:pStyle w:val="ListParagraph"/>
         <w:numPr>
           <w:ilvl w:val="1"/>
-          <w:numId w:val="2"/>
+          <w:numId w:val="3"/>
         </w:numPr>
         <w:spacing w:after="80" w:line="276"/>
       </w:pPr>
@@ -7677,7 +7587,7 @@
         <w:pStyle w:val="ListParagraph"/>
         <w:numPr>
           <w:ilvl w:val="1"/>
-          <w:numId w:val="2"/>
+          <w:numId w:val="3"/>
         </w:numPr>
         <w:spacing w:after="80" w:line="276"/>
       </w:pPr>
@@ -7695,7 +7605,7 @@
         <w:pStyle w:val="ListParagraph"/>
         <w:numPr>
           <w:ilvl w:val="1"/>
-          <w:numId w:val="2"/>
+          <w:numId w:val="3"/>
         </w:numPr>
         <w:spacing w:after="80" w:line="276"/>
       </w:pPr>
@@ -7713,7 +7623,7 @@
         <w:pStyle w:val="ListParagraph"/>
         <w:numPr>
           <w:ilvl w:val="0"/>
-          <w:numId w:val="2"/>
+          <w:numId w:val="3"/>
         </w:numPr>
         <w:spacing w:after="80" w:line="276"/>
       </w:pPr>
@@ -7731,7 +7641,7 @@
         <w:pStyle w:val="ListParagraph"/>
         <w:numPr>
           <w:ilvl w:val="1"/>
-          <w:numId w:val="2"/>
+          <w:numId w:val="3"/>
         </w:numPr>
         <w:spacing w:after="80" w:line="276"/>
       </w:pPr>
@@ -7749,7 +7659,7 @@
         <w:pStyle w:val="ListParagraph"/>
         <w:numPr>
           <w:ilvl w:val="1"/>
-          <w:numId w:val="2"/>
+          <w:numId w:val="3"/>
         </w:numPr>
         <w:spacing w:after="80" w:line="276"/>
       </w:pPr>
@@ -7767,7 +7677,7 @@
         <w:pStyle w:val="ListParagraph"/>
         <w:numPr>
           <w:ilvl w:val="1"/>
-          <w:numId w:val="2"/>
+          <w:numId w:val="3"/>
         </w:numPr>
         <w:spacing w:after="80" w:line="276"/>
       </w:pPr>
@@ -7785,7 +7695,7 @@
         <w:pStyle w:val="ListParagraph"/>
         <w:numPr>
           <w:ilvl w:val="1"/>
-          <w:numId w:val="2"/>
+          <w:numId w:val="3"/>
         </w:numPr>
         <w:spacing w:after="80" w:line="276"/>
       </w:pPr>
@@ -7853,7 +7763,7 @@
           <w:sz w:val="22"/>
           <w:szCs w:val="22"/>
         </w:rPr>
-        <w:t xml:space="preserve">The companion document, PRISM Furniture Request – Task Descriptions, lists every task in both hierarchies and describes it, so that the brevity of the diagram does not hide what a task involves.</w:t>
+        <w:t xml:space="preserve">The companion document, PRISM Furniture Request – Task Descriptions, lists every task in both hierarchies and describes it, so that the brevity of the diagram does not hide what a task involves. Each task there carries the same number as it does here and is marked as performed in the product, partly outside it, or outside it, which is where the boundary drawn in section 3.4 meets the task model.</w:t>
       </w:r>
     </w:p>
     <w:p>
@@ -9574,7 +9484,7 @@
                 <w:sz w:val="20"/>
                 <w:szCs w:val="20"/>
               </w:rPr>
-              <w:t xml:space="preserve">The category of request, which determines the mandatory attachments and the minimum lead time. One of Purchase New, Reconfiguration, Ergonomics, Moves, Recycle, Combination, Greater than 9 Workstations, or STIP.</w:t>
+              <w:t xml:space="preserve">The category of request, which determines the mandatory attachments and the minimum lead time. One of Purchase New, Reconfiguration, Ergonomics, Moves, Recycle, Combination, Greater than 9 Workstations, or STIP, as listed in FR-01 and selected at task 2.2.</w:t>
             </w:r>
           </w:p>
         </w:tc>
@@ -12402,7 +12312,7 @@
                 <w:sz w:val="20"/>
                 <w:szCs w:val="20"/>
               </w:rPr>
-              <w:t xml:space="preserve">The current status of the request, such as submitted, in progress, pending, completed or cancelled.</w:t>
+              <w:t xml:space="preserve">The current status of the request, such as created, submitted, assigned, in progress, completed or cancelled. FR-13 and task 5.1 use the same values.</w:t>
             </w:r>
           </w:p>
         </w:tc>
@@ -13581,7 +13491,7 @@
           <w:sz w:val="22"/>
           <w:szCs w:val="22"/>
         </w:rPr>
-        <w:t xml:space="preserve">Four personas represent the archetypes within the user group. They vary along the axis the characterization identified, frequency of use and process familiarity, and along a second axis of proximity to the process, from a requester in a regional office to the Infrastructure coordinator who fulfils the work. Kevin is the manager who requests regularly, Priya the experienced coordinator of many requests, Elena the infrequent regional requester, and Daniel the service-side coordinator who represents the secondary user group.</w:t>
+        <w:t xml:space="preserve">Three personas represent the archetypes inside the primary user group, the authorized requesters. They vary along the axis the characterization identified as the sharpest one, frequency of use and process familiarity: Kevin is the manager who requests regularly, Priya the experienced requester running a portfolio of them, and Elena the infrequent requester in a regional office. A fourth, supporting persona, Daniel, represents the secondary user group of Infrastructure service staff; he is included because the service staff hierarchy in section 4.3 and Scenario 7 both need a face, not because the requester group needs a fourth archetype. Each persona carries a portrait, a quote, a description, a short biography, core needs, motivations and frustrations, and each is drawn from the characterization in section 7 rather than invented alongside it.</w:t>
       </w:r>
     </w:p>
     <w:p>
@@ -13665,6 +13575,130 @@
                 <w:sz w:val="20"/>
                 <w:szCs w:val="20"/>
               </w:rPr>
+              <w:t xml:space="preserve">Photo</w:t>
+            </w:r>
+          </w:p>
+        </w:tc>
+        <w:tc>
+          <w:tcPr>
+            <w:tcW w:type="dxa" w:w="7160"/>
+            <w:tcMar>
+              <w:top w:type="dxa" w:w="60"/>
+              <w:left w:type="dxa" w:w="90"/>
+              <w:bottom w:type="dxa" w:w="60"/>
+              <w:right w:type="dxa" w:w="90"/>
+            </w:tcMar>
+          </w:tcPr>
+          <w:p>
+            <w:pPr>
+              <w:spacing w:after="20" w:before="20" w:line="252"/>
+              <w:jc w:val="left"/>
+            </w:pPr>
+            <w:r>
+              <w:rPr>
+                <w:rFonts w:ascii="Calibri" w:cs="Calibri" w:eastAsia="Calibri" w:hAnsi="Calibri"/>
+                <w:b w:val="false"/>
+                <w:bCs w:val="false"/>
+                <w:i/>
+                <w:iCs/>
+                <w:color w:val="7F7F7F"/>
+                <w:sz w:val="20"/>
+                <w:szCs w:val="20"/>
+              </w:rPr>
+              <w:t xml:space="preserve">[ portrait image to be inserted here before submission ]</w:t>
+            </w:r>
+          </w:p>
+        </w:tc>
+      </w:tr>
+      <w:tr>
+        <w:tc>
+          <w:tcPr>
+            <w:tcW w:type="dxa" w:w="2200"/>
+            <w:tcMar>
+              <w:top w:type="dxa" w:w="60"/>
+              <w:left w:type="dxa" w:w="90"/>
+              <w:bottom w:type="dxa" w:w="60"/>
+              <w:right w:type="dxa" w:w="90"/>
+            </w:tcMar>
+          </w:tcPr>
+          <w:p>
+            <w:pPr>
+              <w:spacing w:after="20" w:before="20" w:line="252"/>
+              <w:jc w:val="left"/>
+            </w:pPr>
+            <w:r>
+              <w:rPr>
+                <w:rFonts w:ascii="Calibri" w:cs="Calibri" w:eastAsia="Calibri" w:hAnsi="Calibri"/>
+                <w:b/>
+                <w:bCs/>
+                <w:i w:val="false"/>
+                <w:iCs w:val="false"/>
+                <w:color w:val="000000"/>
+                <w:sz w:val="20"/>
+                <w:szCs w:val="20"/>
+              </w:rPr>
+              <w:t xml:space="preserve">Biography</w:t>
+            </w:r>
+          </w:p>
+        </w:tc>
+        <w:tc>
+          <w:tcPr>
+            <w:tcW w:type="dxa" w:w="7160"/>
+            <w:tcMar>
+              <w:top w:type="dxa" w:w="60"/>
+              <w:left w:type="dxa" w:w="90"/>
+              <w:bottom w:type="dxa" w:w="60"/>
+              <w:right w:type="dxa" w:w="90"/>
+            </w:tcMar>
+          </w:tcPr>
+          <w:p>
+            <w:pPr>
+              <w:spacing w:after="20" w:before="20" w:line="252"/>
+              <w:jc w:val="left"/>
+            </w:pPr>
+            <w:r>
+              <w:rPr>
+                <w:rFonts w:ascii="Calibri" w:cs="Calibri" w:eastAsia="Calibri" w:hAnsi="Calibri"/>
+                <w:b w:val="false"/>
+                <w:bCs w:val="false"/>
+                <w:i w:val="false"/>
+                <w:iCs w:val="false"/>
+                <w:color w:val="000000"/>
+                <w:sz w:val="20"/>
+                <w:szCs w:val="20"/>
+              </w:rPr>
+              <w:t xml:space="preserve">Kevin has worked for the Government of Alberta for twelve years and manages an administrative team in a downtown Edmonton office. He grew up in Lethbridge, coaches his daughter’s basketball team at the weekend, and is the person colleagues come to when they want something done properly the first time. He keeps his own spreadsheet of every request he has submitted, because nothing else has ever been able to tell him what became of them.</w:t>
+            </w:r>
+          </w:p>
+        </w:tc>
+      </w:tr>
+      <w:tr>
+        <w:tc>
+          <w:tcPr>
+            <w:tcW w:type="dxa" w:w="2200"/>
+            <w:tcMar>
+              <w:top w:type="dxa" w:w="60"/>
+              <w:left w:type="dxa" w:w="90"/>
+              <w:bottom w:type="dxa" w:w="60"/>
+              <w:right w:type="dxa" w:w="90"/>
+            </w:tcMar>
+          </w:tcPr>
+          <w:p>
+            <w:pPr>
+              <w:spacing w:after="20" w:before="20" w:line="252"/>
+              <w:jc w:val="left"/>
+            </w:pPr>
+            <w:r>
+              <w:rPr>
+                <w:rFonts w:ascii="Calibri" w:cs="Calibri" w:eastAsia="Calibri" w:hAnsi="Calibri"/>
+                <w:b/>
+                <w:bCs/>
+                <w:i w:val="false"/>
+                <w:iCs w:val="false"/>
+                <w:color w:val="000000"/>
+                <w:sz w:val="20"/>
+                <w:szCs w:val="20"/>
+              </w:rPr>
               <w:t xml:space="preserve">Age and gender</w:t>
             </w:r>
           </w:p>
@@ -14344,6 +14378,130 @@
                 <w:sz w:val="20"/>
                 <w:szCs w:val="20"/>
               </w:rPr>
+              <w:t xml:space="preserve">Photo</w:t>
+            </w:r>
+          </w:p>
+        </w:tc>
+        <w:tc>
+          <w:tcPr>
+            <w:tcW w:type="dxa" w:w="7160"/>
+            <w:tcMar>
+              <w:top w:type="dxa" w:w="60"/>
+              <w:left w:type="dxa" w:w="90"/>
+              <w:bottom w:type="dxa" w:w="60"/>
+              <w:right w:type="dxa" w:w="90"/>
+            </w:tcMar>
+          </w:tcPr>
+          <w:p>
+            <w:pPr>
+              <w:spacing w:after="20" w:before="20" w:line="252"/>
+              <w:jc w:val="left"/>
+            </w:pPr>
+            <w:r>
+              <w:rPr>
+                <w:rFonts w:ascii="Calibri" w:cs="Calibri" w:eastAsia="Calibri" w:hAnsi="Calibri"/>
+                <w:b w:val="false"/>
+                <w:bCs w:val="false"/>
+                <w:i/>
+                <w:iCs/>
+                <w:color w:val="7F7F7F"/>
+                <w:sz w:val="20"/>
+                <w:szCs w:val="20"/>
+              </w:rPr>
+              <w:t xml:space="preserve">[ portrait image to be inserted here before submission ]</w:t>
+            </w:r>
+          </w:p>
+        </w:tc>
+      </w:tr>
+      <w:tr>
+        <w:tc>
+          <w:tcPr>
+            <w:tcW w:type="dxa" w:w="2200"/>
+            <w:tcMar>
+              <w:top w:type="dxa" w:w="60"/>
+              <w:left w:type="dxa" w:w="90"/>
+              <w:bottom w:type="dxa" w:w="60"/>
+              <w:right w:type="dxa" w:w="90"/>
+            </w:tcMar>
+          </w:tcPr>
+          <w:p>
+            <w:pPr>
+              <w:spacing w:after="20" w:before="20" w:line="252"/>
+              <w:jc w:val="left"/>
+            </w:pPr>
+            <w:r>
+              <w:rPr>
+                <w:rFonts w:ascii="Calibri" w:cs="Calibri" w:eastAsia="Calibri" w:hAnsi="Calibri"/>
+                <w:b/>
+                <w:bCs/>
+                <w:i w:val="false"/>
+                <w:iCs w:val="false"/>
+                <w:color w:val="000000"/>
+                <w:sz w:val="20"/>
+                <w:szCs w:val="20"/>
+              </w:rPr>
+              <w:t xml:space="preserve">Biography</w:t>
+            </w:r>
+          </w:p>
+        </w:tc>
+        <w:tc>
+          <w:tcPr>
+            <w:tcW w:type="dxa" w:w="7160"/>
+            <w:tcMar>
+              <w:top w:type="dxa" w:w="60"/>
+              <w:left w:type="dxa" w:w="90"/>
+              <w:bottom w:type="dxa" w:w="60"/>
+              <w:right w:type="dxa" w:w="90"/>
+            </w:tcMar>
+          </w:tcPr>
+          <w:p>
+            <w:pPr>
+              <w:spacing w:after="20" w:before="20" w:line="252"/>
+              <w:jc w:val="left"/>
+            </w:pPr>
+            <w:r>
+              <w:rPr>
+                <w:rFonts w:ascii="Calibri" w:cs="Calibri" w:eastAsia="Calibri" w:hAnsi="Calibri"/>
+                <w:b w:val="false"/>
+                <w:bCs w:val="false"/>
+                <w:i w:val="false"/>
+                <w:iCs w:val="false"/>
+                <w:color w:val="000000"/>
+                <w:sz w:val="20"/>
+                <w:szCs w:val="20"/>
+              </w:rPr>
+              <w:t xml:space="preserve">Priya has been a senior administrator in Calgary for eight years and looks after the furniture for three floors and roughly two hundred staff. She trained in information management, runs a half-marathon most springs, and is the person her colleagues call before they call Infrastructure. Her Monday morning starts by rebuilding a list of open requests from her inbox.</w:t>
+            </w:r>
+          </w:p>
+        </w:tc>
+      </w:tr>
+      <w:tr>
+        <w:tc>
+          <w:tcPr>
+            <w:tcW w:type="dxa" w:w="2200"/>
+            <w:tcMar>
+              <w:top w:type="dxa" w:w="60"/>
+              <w:left w:type="dxa" w:w="90"/>
+              <w:bottom w:type="dxa" w:w="60"/>
+              <w:right w:type="dxa" w:w="90"/>
+            </w:tcMar>
+          </w:tcPr>
+          <w:p>
+            <w:pPr>
+              <w:spacing w:after="20" w:before="20" w:line="252"/>
+              <w:jc w:val="left"/>
+            </w:pPr>
+            <w:r>
+              <w:rPr>
+                <w:rFonts w:ascii="Calibri" w:cs="Calibri" w:eastAsia="Calibri" w:hAnsi="Calibri"/>
+                <w:b/>
+                <w:bCs/>
+                <w:i w:val="false"/>
+                <w:iCs w:val="false"/>
+                <w:color w:val="000000"/>
+                <w:sz w:val="20"/>
+                <w:szCs w:val="20"/>
+              </w:rPr>
               <w:t xml:space="preserve">Age and gender</w:t>
             </w:r>
           </w:p>
@@ -15023,6 +15181,130 @@
                 <w:sz w:val="20"/>
                 <w:szCs w:val="20"/>
               </w:rPr>
+              <w:t xml:space="preserve">Photo</w:t>
+            </w:r>
+          </w:p>
+        </w:tc>
+        <w:tc>
+          <w:tcPr>
+            <w:tcW w:type="dxa" w:w="7160"/>
+            <w:tcMar>
+              <w:top w:type="dxa" w:w="60"/>
+              <w:left w:type="dxa" w:w="90"/>
+              <w:bottom w:type="dxa" w:w="60"/>
+              <w:right w:type="dxa" w:w="90"/>
+            </w:tcMar>
+          </w:tcPr>
+          <w:p>
+            <w:pPr>
+              <w:spacing w:after="20" w:before="20" w:line="252"/>
+              <w:jc w:val="left"/>
+            </w:pPr>
+            <w:r>
+              <w:rPr>
+                <w:rFonts w:ascii="Calibri" w:cs="Calibri" w:eastAsia="Calibri" w:hAnsi="Calibri"/>
+                <w:b w:val="false"/>
+                <w:bCs w:val="false"/>
+                <w:i/>
+                <w:iCs/>
+                <w:color w:val="7F7F7F"/>
+                <w:sz w:val="20"/>
+                <w:szCs w:val="20"/>
+              </w:rPr>
+              <w:t xml:space="preserve">[ portrait image to be inserted here before submission ]</w:t>
+            </w:r>
+          </w:p>
+        </w:tc>
+      </w:tr>
+      <w:tr>
+        <w:tc>
+          <w:tcPr>
+            <w:tcW w:type="dxa" w:w="2200"/>
+            <w:tcMar>
+              <w:top w:type="dxa" w:w="60"/>
+              <w:left w:type="dxa" w:w="90"/>
+              <w:bottom w:type="dxa" w:w="60"/>
+              <w:right w:type="dxa" w:w="90"/>
+            </w:tcMar>
+          </w:tcPr>
+          <w:p>
+            <w:pPr>
+              <w:spacing w:after="20" w:before="20" w:line="252"/>
+              <w:jc w:val="left"/>
+            </w:pPr>
+            <w:r>
+              <w:rPr>
+                <w:rFonts w:ascii="Calibri" w:cs="Calibri" w:eastAsia="Calibri" w:hAnsi="Calibri"/>
+                <w:b/>
+                <w:bCs/>
+                <w:i w:val="false"/>
+                <w:iCs w:val="false"/>
+                <w:color w:val="000000"/>
+                <w:sz w:val="20"/>
+                <w:szCs w:val="20"/>
+              </w:rPr>
+              <w:t xml:space="preserve">Biography</w:t>
+            </w:r>
+          </w:p>
+        </w:tc>
+        <w:tc>
+          <w:tcPr>
+            <w:tcW w:type="dxa" w:w="7160"/>
+            <w:tcMar>
+              <w:top w:type="dxa" w:w="60"/>
+              <w:left w:type="dxa" w:w="90"/>
+              <w:bottom w:type="dxa" w:w="60"/>
+              <w:right w:type="dxa" w:w="90"/>
+            </w:tcMar>
+          </w:tcPr>
+          <w:p>
+            <w:pPr>
+              <w:spacing w:after="20" w:before="20" w:line="252"/>
+              <w:jc w:val="left"/>
+            </w:pPr>
+            <w:r>
+              <w:rPr>
+                <w:rFonts w:ascii="Calibri" w:cs="Calibri" w:eastAsia="Calibri" w:hAnsi="Calibri"/>
+                <w:b w:val="false"/>
+                <w:bCs w:val="false"/>
+                <w:i w:val="false"/>
+                <w:iCs w:val="false"/>
+                <w:color w:val="000000"/>
+                <w:sz w:val="20"/>
+                <w:szCs w:val="20"/>
+              </w:rPr>
+              <w:t xml:space="preserve">Elena moved to Red Deer three years ago and is the only person in her regional office authorized to raise Furniture Requests. She studied history, volunteers with a community league, and handles furniture alongside a dozen other duties. She submits perhaps four requests a year, and each time she begins by searching old email for what she did last time.</w:t>
+            </w:r>
+          </w:p>
+        </w:tc>
+      </w:tr>
+      <w:tr>
+        <w:tc>
+          <w:tcPr>
+            <w:tcW w:type="dxa" w:w="2200"/>
+            <w:tcMar>
+              <w:top w:type="dxa" w:w="60"/>
+              <w:left w:type="dxa" w:w="90"/>
+              <w:bottom w:type="dxa" w:w="60"/>
+              <w:right w:type="dxa" w:w="90"/>
+            </w:tcMar>
+          </w:tcPr>
+          <w:p>
+            <w:pPr>
+              <w:spacing w:after="20" w:before="20" w:line="252"/>
+              <w:jc w:val="left"/>
+            </w:pPr>
+            <w:r>
+              <w:rPr>
+                <w:rFonts w:ascii="Calibri" w:cs="Calibri" w:eastAsia="Calibri" w:hAnsi="Calibri"/>
+                <w:b/>
+                <w:bCs/>
+                <w:i w:val="false"/>
+                <w:iCs w:val="false"/>
+                <w:color w:val="000000"/>
+                <w:sz w:val="20"/>
+                <w:szCs w:val="20"/>
+              </w:rPr>
               <w:t xml:space="preserve">Age and gender</w:t>
             </w:r>
           </w:p>
@@ -15636,7 +15918,7 @@
           <w:sz w:val="25"/>
           <w:szCs w:val="25"/>
         </w:rPr>
-        <w:t xml:space="preserve">Daniel Okafor — Persona 4: the Infrastructure furniture coordinator</w:t>
+        <w:t xml:space="preserve">Daniel Okafor — Supporting persona: the Infrastructure furniture coordinator</w:t>
       </w:r>
     </w:p>
     <w:p>
@@ -15702,6 +15984,130 @@
                 <w:sz w:val="20"/>
                 <w:szCs w:val="20"/>
               </w:rPr>
+              <w:t xml:space="preserve">Photo</w:t>
+            </w:r>
+          </w:p>
+        </w:tc>
+        <w:tc>
+          <w:tcPr>
+            <w:tcW w:type="dxa" w:w="7160"/>
+            <w:tcMar>
+              <w:top w:type="dxa" w:w="60"/>
+              <w:left w:type="dxa" w:w="90"/>
+              <w:bottom w:type="dxa" w:w="60"/>
+              <w:right w:type="dxa" w:w="90"/>
+            </w:tcMar>
+          </w:tcPr>
+          <w:p>
+            <w:pPr>
+              <w:spacing w:after="20" w:before="20" w:line="252"/>
+              <w:jc w:val="left"/>
+            </w:pPr>
+            <w:r>
+              <w:rPr>
+                <w:rFonts w:ascii="Calibri" w:cs="Calibri" w:eastAsia="Calibri" w:hAnsi="Calibri"/>
+                <w:b w:val="false"/>
+                <w:bCs w:val="false"/>
+                <w:i/>
+                <w:iCs/>
+                <w:color w:val="7F7F7F"/>
+                <w:sz w:val="20"/>
+                <w:szCs w:val="20"/>
+              </w:rPr>
+              <w:t xml:space="preserve">[ portrait image to be inserted here before submission ]</w:t>
+            </w:r>
+          </w:p>
+        </w:tc>
+      </w:tr>
+      <w:tr>
+        <w:tc>
+          <w:tcPr>
+            <w:tcW w:type="dxa" w:w="2200"/>
+            <w:tcMar>
+              <w:top w:type="dxa" w:w="60"/>
+              <w:left w:type="dxa" w:w="90"/>
+              <w:bottom w:type="dxa" w:w="60"/>
+              <w:right w:type="dxa" w:w="90"/>
+            </w:tcMar>
+          </w:tcPr>
+          <w:p>
+            <w:pPr>
+              <w:spacing w:after="20" w:before="20" w:line="252"/>
+              <w:jc w:val="left"/>
+            </w:pPr>
+            <w:r>
+              <w:rPr>
+                <w:rFonts w:ascii="Calibri" w:cs="Calibri" w:eastAsia="Calibri" w:hAnsi="Calibri"/>
+                <w:b/>
+                <w:bCs/>
+                <w:i w:val="false"/>
+                <w:iCs w:val="false"/>
+                <w:color w:val="000000"/>
+                <w:sz w:val="20"/>
+                <w:szCs w:val="20"/>
+              </w:rPr>
+              <w:t xml:space="preserve">Biography</w:t>
+            </w:r>
+          </w:p>
+        </w:tc>
+        <w:tc>
+          <w:tcPr>
+            <w:tcW w:type="dxa" w:w="7160"/>
+            <w:tcMar>
+              <w:top w:type="dxa" w:w="60"/>
+              <w:left w:type="dxa" w:w="90"/>
+              <w:bottom w:type="dxa" w:w="60"/>
+              <w:right w:type="dxa" w:w="90"/>
+            </w:tcMar>
+          </w:tcPr>
+          <w:p>
+            <w:pPr>
+              <w:spacing w:after="20" w:before="20" w:line="252"/>
+              <w:jc w:val="left"/>
+            </w:pPr>
+            <w:r>
+              <w:rPr>
+                <w:rFonts w:ascii="Calibri" w:cs="Calibri" w:eastAsia="Calibri" w:hAnsi="Calibri"/>
+                <w:b w:val="false"/>
+                <w:bCs w:val="false"/>
+                <w:i w:val="false"/>
+                <w:iCs w:val="false"/>
+                <w:color w:val="000000"/>
+                <w:sz w:val="20"/>
+                <w:szCs w:val="20"/>
+              </w:rPr>
+              <w:t xml:space="preserve">Daniel has coordinated furniture work out of Edmonton for nine years and knows the installers by name. He came into facilities from business administration, restores old furniture in his garage at the weekend, and has a professional dislike of work that has to be done twice. Most of his morning goes on establishing what a request actually meant.</w:t>
+            </w:r>
+          </w:p>
+        </w:tc>
+      </w:tr>
+      <w:tr>
+        <w:tc>
+          <w:tcPr>
+            <w:tcW w:type="dxa" w:w="2200"/>
+            <w:tcMar>
+              <w:top w:type="dxa" w:w="60"/>
+              <w:left w:type="dxa" w:w="90"/>
+              <w:bottom w:type="dxa" w:w="60"/>
+              <w:right w:type="dxa" w:w="90"/>
+            </w:tcMar>
+          </w:tcPr>
+          <w:p>
+            <w:pPr>
+              <w:spacing w:after="20" w:before="20" w:line="252"/>
+              <w:jc w:val="left"/>
+            </w:pPr>
+            <w:r>
+              <w:rPr>
+                <w:rFonts w:ascii="Calibri" w:cs="Calibri" w:eastAsia="Calibri" w:hAnsi="Calibri"/>
+                <w:b/>
+                <w:bCs/>
+                <w:i w:val="false"/>
+                <w:iCs w:val="false"/>
+                <w:color w:val="000000"/>
+                <w:sz w:val="20"/>
+                <w:szCs w:val="20"/>
+              </w:rPr>
               <w:t xml:space="preserve">Age and gender</w:t>
             </w:r>
           </w:p>
@@ -16358,18 +16764,20 @@
         </w:tblBorders>
       </w:tblPr>
       <w:tblGrid>
-        <w:gridCol w:w="1900"/>
-        <w:gridCol w:w="1700"/>
-        <w:gridCol w:w="1400"/>
-        <w:gridCol w:w="4360"/>
+        <w:gridCol w:w="2300"/>
+        <w:gridCol w:w="900"/>
+        <w:gridCol w:w="900"/>
+        <w:gridCol w:w="1600"/>
+        <w:gridCol w:w="3660"/>
       </w:tblGrid>
       <w:tr>
         <w:trPr>
+          <w:cantSplit/>
           <w:tblHeader/>
         </w:trPr>
         <w:tc>
           <w:tcPr>
-            <w:tcW w:type="dxa" w:w="1900"/>
+            <w:tcW w:type="dxa" w:w="2300"/>
             <w:shd w:fill="EDF1F7" w:color="auto" w:val="clear"/>
             <w:tcMar>
               <w:top w:type="dxa" w:w="60"/>
@@ -16400,7 +16808,7 @@
         </w:tc>
         <w:tc>
           <w:tcPr>
-            <w:tcW w:type="dxa" w:w="1700"/>
+            <w:tcW w:type="dxa" w:w="900"/>
             <w:shd w:fill="EDF1F7" w:color="auto" w:val="clear"/>
             <w:tcMar>
               <w:top w:type="dxa" w:w="60"/>
@@ -16431,7 +16839,7 @@
         </w:tc>
         <w:tc>
           <w:tcPr>
-            <w:tcW w:type="dxa" w:w="1400"/>
+            <w:tcW w:type="dxa" w:w="900"/>
             <w:shd w:fill="EDF1F7" w:color="auto" w:val="clear"/>
             <w:tcMar>
               <w:top w:type="dxa" w:w="60"/>
@@ -16462,7 +16870,7 @@
         </w:tc>
         <w:tc>
           <w:tcPr>
-            <w:tcW w:type="dxa" w:w="4360"/>
+            <w:tcW w:type="dxa" w:w="1600"/>
             <w:shd w:fill="EDF1F7" w:color="auto" w:val="clear"/>
             <w:tcMar>
               <w:top w:type="dxa" w:w="60"/>
@@ -16487,6 +16895,37 @@
                 <w:sz w:val="20"/>
                 <w:szCs w:val="20"/>
               </w:rPr>
+              <w:t xml:space="preserve">Tasks</w:t>
+            </w:r>
+          </w:p>
+        </w:tc>
+        <w:tc>
+          <w:tcPr>
+            <w:tcW w:type="dxa" w:w="3660"/>
+            <w:shd w:fill="EDF1F7" w:color="auto" w:val="clear"/>
+            <w:tcMar>
+              <w:top w:type="dxa" w:w="60"/>
+              <w:left w:type="dxa" w:w="90"/>
+              <w:bottom w:type="dxa" w:w="60"/>
+              <w:right w:type="dxa" w:w="90"/>
+            </w:tcMar>
+          </w:tcPr>
+          <w:p>
+            <w:pPr>
+              <w:spacing w:after="20" w:before="20" w:line="252"/>
+              <w:jc w:val="left"/>
+            </w:pPr>
+            <w:r>
+              <w:rPr>
+                <w:rFonts w:ascii="Calibri" w:cs="Calibri" w:eastAsia="Calibri" w:hAnsi="Calibri"/>
+                <w:b/>
+                <w:bCs/>
+                <w:i w:val="false"/>
+                <w:iCs w:val="false"/>
+                <w:color w:val="1F3864"/>
+                <w:sz w:val="20"/>
+                <w:szCs w:val="20"/>
+              </w:rPr>
               <w:t xml:space="preserve">Requirements and data</w:t>
             </w:r>
           </w:p>
@@ -16495,7 +16934,7 @@
       <w:tr>
         <w:tc>
           <w:tcPr>
-            <w:tcW w:type="dxa" w:w="1900"/>
+            <w:tcW w:type="dxa" w:w="2300"/>
             <w:tcMar>
               <w:top w:type="dxa" w:w="60"/>
               <w:left w:type="dxa" w:w="90"/>
@@ -16525,7 +16964,7 @@
         </w:tc>
         <w:tc>
           <w:tcPr>
-            <w:tcW w:type="dxa" w:w="1700"/>
+            <w:tcW w:type="dxa" w:w="900"/>
             <w:tcMar>
               <w:top w:type="dxa" w:w="60"/>
               <w:left w:type="dxa" w:w="90"/>
@@ -16555,7 +16994,7 @@
         </w:tc>
         <w:tc>
           <w:tcPr>
-            <w:tcW w:type="dxa" w:w="1400"/>
+            <w:tcW w:type="dxa" w:w="900"/>
             <w:tcMar>
               <w:top w:type="dxa" w:w="60"/>
               <w:left w:type="dxa" w:w="90"/>
@@ -16585,7 +17024,37 @@
         </w:tc>
         <w:tc>
           <w:tcPr>
-            <w:tcW w:type="dxa" w:w="4360"/>
+            <w:tcW w:type="dxa" w:w="1600"/>
+            <w:tcMar>
+              <w:top w:type="dxa" w:w="60"/>
+              <w:left w:type="dxa" w:w="90"/>
+              <w:bottom w:type="dxa" w:w="60"/>
+              <w:right w:type="dxa" w:w="90"/>
+            </w:tcMar>
+          </w:tcPr>
+          <w:p>
+            <w:pPr>
+              <w:spacing w:after="20" w:before="20" w:line="252"/>
+              <w:jc w:val="left"/>
+            </w:pPr>
+            <w:r>
+              <w:rPr>
+                <w:rFonts w:ascii="Calibri" w:cs="Calibri" w:eastAsia="Calibri" w:hAnsi="Calibri"/>
+                <w:b w:val="false"/>
+                <w:bCs w:val="false"/>
+                <w:i w:val="false"/>
+                <w:iCs w:val="false"/>
+                <w:color w:val="000000"/>
+                <w:sz w:val="20"/>
+                <w:szCs w:val="20"/>
+              </w:rPr>
+              <w:t xml:space="preserve">1.3, 1.3.1, 4.1, 4.6</w:t>
+            </w:r>
+          </w:p>
+        </w:tc>
+        <w:tc>
+          <w:tcPr>
+            <w:tcW w:type="dxa" w:w="3660"/>
             <w:tcMar>
               <w:top w:type="dxa" w:w="60"/>
               <w:left w:type="dxa" w:w="90"/>
@@ -16617,7 +17086,7 @@
       <w:tr>
         <w:tc>
           <w:tcPr>
-            <w:tcW w:type="dxa" w:w="1900"/>
+            <w:tcW w:type="dxa" w:w="2300"/>
             <w:tcMar>
               <w:top w:type="dxa" w:w="60"/>
               <w:left w:type="dxa" w:w="90"/>
@@ -16647,7 +17116,7 @@
         </w:tc>
         <w:tc>
           <w:tcPr>
-            <w:tcW w:type="dxa" w:w="1700"/>
+            <w:tcW w:type="dxa" w:w="900"/>
             <w:tcMar>
               <w:top w:type="dxa" w:w="60"/>
               <w:left w:type="dxa" w:w="90"/>
@@ -16677,7 +17146,7 @@
         </w:tc>
         <w:tc>
           <w:tcPr>
-            <w:tcW w:type="dxa" w:w="1400"/>
+            <w:tcW w:type="dxa" w:w="900"/>
             <w:tcMar>
               <w:top w:type="dxa" w:w="60"/>
               <w:left w:type="dxa" w:w="90"/>
@@ -16707,7 +17176,37 @@
         </w:tc>
         <w:tc>
           <w:tcPr>
-            <w:tcW w:type="dxa" w:w="4360"/>
+            <w:tcW w:type="dxa" w:w="1600"/>
+            <w:tcMar>
+              <w:top w:type="dxa" w:w="60"/>
+              <w:left w:type="dxa" w:w="90"/>
+              <w:bottom w:type="dxa" w:w="60"/>
+              <w:right w:type="dxa" w:w="90"/>
+            </w:tcMar>
+          </w:tcPr>
+          <w:p>
+            <w:pPr>
+              <w:spacing w:after="20" w:before="20" w:line="252"/>
+              <w:jc w:val="left"/>
+            </w:pPr>
+            <w:r>
+              <w:rPr>
+                <w:rFonts w:ascii="Calibri" w:cs="Calibri" w:eastAsia="Calibri" w:hAnsi="Calibri"/>
+                <w:b w:val="false"/>
+                <w:bCs w:val="false"/>
+                <w:i w:val="false"/>
+                <w:iCs w:val="false"/>
+                <w:color w:val="000000"/>
+                <w:sz w:val="20"/>
+                <w:szCs w:val="20"/>
+              </w:rPr>
+              <w:t xml:space="preserve">5.1 to 5.4.1</w:t>
+            </w:r>
+          </w:p>
+        </w:tc>
+        <w:tc>
+          <w:tcPr>
+            <w:tcW w:type="dxa" w:w="3660"/>
             <w:tcMar>
               <w:top w:type="dxa" w:w="60"/>
               <w:left w:type="dxa" w:w="90"/>
@@ -16739,7 +17238,7 @@
       <w:tr>
         <w:tc>
           <w:tcPr>
-            <w:tcW w:type="dxa" w:w="1900"/>
+            <w:tcW w:type="dxa" w:w="2300"/>
             <w:tcMar>
               <w:top w:type="dxa" w:w="60"/>
               <w:left w:type="dxa" w:w="90"/>
@@ -16769,7 +17268,7 @@
         </w:tc>
         <w:tc>
           <w:tcPr>
-            <w:tcW w:type="dxa" w:w="1700"/>
+            <w:tcW w:type="dxa" w:w="900"/>
             <w:tcMar>
               <w:top w:type="dxa" w:w="60"/>
               <w:left w:type="dxa" w:w="90"/>
@@ -16799,7 +17298,7 @@
         </w:tc>
         <w:tc>
           <w:tcPr>
-            <w:tcW w:type="dxa" w:w="1400"/>
+            <w:tcW w:type="dxa" w:w="900"/>
             <w:tcMar>
               <w:top w:type="dxa" w:w="60"/>
               <w:left w:type="dxa" w:w="90"/>
@@ -16829,7 +17328,37 @@
         </w:tc>
         <w:tc>
           <w:tcPr>
-            <w:tcW w:type="dxa" w:w="4360"/>
+            <w:tcW w:type="dxa" w:w="1600"/>
+            <w:tcMar>
+              <w:top w:type="dxa" w:w="60"/>
+              <w:left w:type="dxa" w:w="90"/>
+              <w:bottom w:type="dxa" w:w="60"/>
+              <w:right w:type="dxa" w:w="90"/>
+            </w:tcMar>
+          </w:tcPr>
+          <w:p>
+            <w:pPr>
+              <w:spacing w:after="20" w:before="20" w:line="252"/>
+              <w:jc w:val="left"/>
+            </w:pPr>
+            <w:r>
+              <w:rPr>
+                <w:rFonts w:ascii="Calibri" w:cs="Calibri" w:eastAsia="Calibri" w:hAnsi="Calibri"/>
+                <w:b w:val="false"/>
+                <w:bCs w:val="false"/>
+                <w:i w:val="false"/>
+                <w:iCs w:val="false"/>
+                <w:color w:val="000000"/>
+                <w:sz w:val="20"/>
+                <w:szCs w:val="20"/>
+              </w:rPr>
+              <w:t xml:space="preserve">5.5; staff 1.2, 1.3</w:t>
+            </w:r>
+          </w:p>
+        </w:tc>
+        <w:tc>
+          <w:tcPr>
+            <w:tcW w:type="dxa" w:w="3660"/>
             <w:tcMar>
               <w:top w:type="dxa" w:w="60"/>
               <w:left w:type="dxa" w:w="90"/>
@@ -16861,7 +17390,7 @@
       <w:tr>
         <w:tc>
           <w:tcPr>
-            <w:tcW w:type="dxa" w:w="1900"/>
+            <w:tcW w:type="dxa" w:w="2300"/>
             <w:tcMar>
               <w:top w:type="dxa" w:w="60"/>
               <w:left w:type="dxa" w:w="90"/>
@@ -16891,7 +17420,7 @@
         </w:tc>
         <w:tc>
           <w:tcPr>
-            <w:tcW w:type="dxa" w:w="1700"/>
+            <w:tcW w:type="dxa" w:w="900"/>
             <w:tcMar>
               <w:top w:type="dxa" w:w="60"/>
               <w:left w:type="dxa" w:w="90"/>
@@ -16921,7 +17450,7 @@
         </w:tc>
         <w:tc>
           <w:tcPr>
-            <w:tcW w:type="dxa" w:w="1400"/>
+            <w:tcW w:type="dxa" w:w="900"/>
             <w:tcMar>
               <w:top w:type="dxa" w:w="60"/>
               <w:left w:type="dxa" w:w="90"/>
@@ -16951,7 +17480,37 @@
         </w:tc>
         <w:tc>
           <w:tcPr>
-            <w:tcW w:type="dxa" w:w="4360"/>
+            <w:tcW w:type="dxa" w:w="1600"/>
+            <w:tcMar>
+              <w:top w:type="dxa" w:w="60"/>
+              <w:left w:type="dxa" w:w="90"/>
+              <w:bottom w:type="dxa" w:w="60"/>
+              <w:right w:type="dxa" w:w="90"/>
+            </w:tcMar>
+          </w:tcPr>
+          <w:p>
+            <w:pPr>
+              <w:spacing w:after="20" w:before="20" w:line="252"/>
+              <w:jc w:val="left"/>
+            </w:pPr>
+            <w:r>
+              <w:rPr>
+                <w:rFonts w:ascii="Calibri" w:cs="Calibri" w:eastAsia="Calibri" w:hAnsi="Calibri"/>
+                <w:b w:val="false"/>
+                <w:bCs w:val="false"/>
+                <w:i w:val="false"/>
+                <w:iCs w:val="false"/>
+                <w:color w:val="000000"/>
+                <w:sz w:val="20"/>
+                <w:szCs w:val="20"/>
+              </w:rPr>
+              <w:t xml:space="preserve">2.5; staff 1.4</w:t>
+            </w:r>
+          </w:p>
+        </w:tc>
+        <w:tc>
+          <w:tcPr>
+            <w:tcW w:type="dxa" w:w="3660"/>
             <w:tcMar>
               <w:top w:type="dxa" w:w="60"/>
               <w:left w:type="dxa" w:w="90"/>
@@ -16983,7 +17542,7 @@
       <w:tr>
         <w:tc>
           <w:tcPr>
-            <w:tcW w:type="dxa" w:w="1900"/>
+            <w:tcW w:type="dxa" w:w="2300"/>
             <w:tcMar>
               <w:top w:type="dxa" w:w="60"/>
               <w:left w:type="dxa" w:w="90"/>
@@ -17013,7 +17572,7 @@
         </w:tc>
         <w:tc>
           <w:tcPr>
-            <w:tcW w:type="dxa" w:w="1700"/>
+            <w:tcW w:type="dxa" w:w="900"/>
             <w:tcMar>
               <w:top w:type="dxa" w:w="60"/>
               <w:left w:type="dxa" w:w="90"/>
@@ -17043,7 +17602,7 @@
         </w:tc>
         <w:tc>
           <w:tcPr>
-            <w:tcW w:type="dxa" w:w="1400"/>
+            <w:tcW w:type="dxa" w:w="900"/>
             <w:tcMar>
               <w:top w:type="dxa" w:w="60"/>
               <w:left w:type="dxa" w:w="90"/>
@@ -17073,7 +17632,37 @@
         </w:tc>
         <w:tc>
           <w:tcPr>
-            <w:tcW w:type="dxa" w:w="4360"/>
+            <w:tcW w:type="dxa" w:w="1600"/>
+            <w:tcMar>
+              <w:top w:type="dxa" w:w="60"/>
+              <w:left w:type="dxa" w:w="90"/>
+              <w:bottom w:type="dxa" w:w="60"/>
+              <w:right w:type="dxa" w:w="90"/>
+            </w:tcMar>
+          </w:tcPr>
+          <w:p>
+            <w:pPr>
+              <w:spacing w:after="20" w:before="20" w:line="252"/>
+              <w:jc w:val="left"/>
+            </w:pPr>
+            <w:r>
+              <w:rPr>
+                <w:rFonts w:ascii="Calibri" w:cs="Calibri" w:eastAsia="Calibri" w:hAnsi="Calibri"/>
+                <w:b w:val="false"/>
+                <w:bCs w:val="false"/>
+                <w:i w:val="false"/>
+                <w:iCs w:val="false"/>
+                <w:color w:val="000000"/>
+                <w:sz w:val="20"/>
+                <w:szCs w:val="20"/>
+              </w:rPr>
+              <w:t xml:space="preserve">2.4, 2.4.1; staff 2.1, 2.2</w:t>
+            </w:r>
+          </w:p>
+        </w:tc>
+        <w:tc>
+          <w:tcPr>
+            <w:tcW w:type="dxa" w:w="3660"/>
             <w:tcMar>
               <w:top w:type="dxa" w:w="60"/>
               <w:left w:type="dxa" w:w="90"/>
@@ -17105,7 +17694,7 @@
       <w:tr>
         <w:tc>
           <w:tcPr>
-            <w:tcW w:type="dxa" w:w="1900"/>
+            <w:tcW w:type="dxa" w:w="2300"/>
             <w:tcMar>
               <w:top w:type="dxa" w:w="60"/>
               <w:left w:type="dxa" w:w="90"/>
@@ -17135,7 +17724,7 @@
         </w:tc>
         <w:tc>
           <w:tcPr>
-            <w:tcW w:type="dxa" w:w="1700"/>
+            <w:tcW w:type="dxa" w:w="900"/>
             <w:tcMar>
               <w:top w:type="dxa" w:w="60"/>
               <w:left w:type="dxa" w:w="90"/>
@@ -17165,7 +17754,7 @@
         </w:tc>
         <w:tc>
           <w:tcPr>
-            <w:tcW w:type="dxa" w:w="1400"/>
+            <w:tcW w:type="dxa" w:w="900"/>
             <w:tcMar>
               <w:top w:type="dxa" w:w="60"/>
               <w:left w:type="dxa" w:w="90"/>
@@ -17195,7 +17784,37 @@
         </w:tc>
         <w:tc>
           <w:tcPr>
-            <w:tcW w:type="dxa" w:w="4360"/>
+            <w:tcW w:type="dxa" w:w="1600"/>
+            <w:tcMar>
+              <w:top w:type="dxa" w:w="60"/>
+              <w:left w:type="dxa" w:w="90"/>
+              <w:bottom w:type="dxa" w:w="60"/>
+              <w:right w:type="dxa" w:w="90"/>
+            </w:tcMar>
+          </w:tcPr>
+          <w:p>
+            <w:pPr>
+              <w:spacing w:after="20" w:before="20" w:line="252"/>
+              <w:jc w:val="left"/>
+            </w:pPr>
+            <w:r>
+              <w:rPr>
+                <w:rFonts w:ascii="Calibri" w:cs="Calibri" w:eastAsia="Calibri" w:hAnsi="Calibri"/>
+                <w:b w:val="false"/>
+                <w:bCs w:val="false"/>
+                <w:i w:val="false"/>
+                <w:iCs w:val="false"/>
+                <w:color w:val="000000"/>
+                <w:sz w:val="20"/>
+                <w:szCs w:val="20"/>
+              </w:rPr>
+              <w:t xml:space="preserve">3.1 to 3.4.2</w:t>
+            </w:r>
+          </w:p>
+        </w:tc>
+        <w:tc>
+          <w:tcPr>
+            <w:tcW w:type="dxa" w:w="3660"/>
             <w:tcMar>
               <w:top w:type="dxa" w:w="60"/>
               <w:left w:type="dxa" w:w="90"/>
@@ -17227,7 +17846,7 @@
       <w:tr>
         <w:tc>
           <w:tcPr>
-            <w:tcW w:type="dxa" w:w="1900"/>
+            <w:tcW w:type="dxa" w:w="2300"/>
             <w:tcMar>
               <w:top w:type="dxa" w:w="60"/>
               <w:left w:type="dxa" w:w="90"/>
@@ -17257,7 +17876,7 @@
         </w:tc>
         <w:tc>
           <w:tcPr>
-            <w:tcW w:type="dxa" w:w="1700"/>
+            <w:tcW w:type="dxa" w:w="900"/>
             <w:tcMar>
               <w:top w:type="dxa" w:w="60"/>
               <w:left w:type="dxa" w:w="90"/>
@@ -17287,7 +17906,7 @@
         </w:tc>
         <w:tc>
           <w:tcPr>
-            <w:tcW w:type="dxa" w:w="1400"/>
+            <w:tcW w:type="dxa" w:w="900"/>
             <w:tcMar>
               <w:top w:type="dxa" w:w="60"/>
               <w:left w:type="dxa" w:w="90"/>
@@ -17317,7 +17936,37 @@
         </w:tc>
         <w:tc>
           <w:tcPr>
-            <w:tcW w:type="dxa" w:w="4360"/>
+            <w:tcW w:type="dxa" w:w="1600"/>
+            <w:tcMar>
+              <w:top w:type="dxa" w:w="60"/>
+              <w:left w:type="dxa" w:w="90"/>
+              <w:bottom w:type="dxa" w:w="60"/>
+              <w:right w:type="dxa" w:w="90"/>
+            </w:tcMar>
+          </w:tcPr>
+          <w:p>
+            <w:pPr>
+              <w:spacing w:after="20" w:before="20" w:line="252"/>
+              <w:jc w:val="left"/>
+            </w:pPr>
+            <w:r>
+              <w:rPr>
+                <w:rFonts w:ascii="Calibri" w:cs="Calibri" w:eastAsia="Calibri" w:hAnsi="Calibri"/>
+                <w:b w:val="false"/>
+                <w:bCs w:val="false"/>
+                <w:i w:val="false"/>
+                <w:iCs w:val="false"/>
+                <w:color w:val="000000"/>
+                <w:sz w:val="20"/>
+                <w:szCs w:val="20"/>
+              </w:rPr>
+              <w:t xml:space="preserve">2.6; staff 5.2</w:t>
+            </w:r>
+          </w:p>
+        </w:tc>
+        <w:tc>
+          <w:tcPr>
+            <w:tcW w:type="dxa" w:w="3660"/>
             <w:tcMar>
               <w:top w:type="dxa" w:w="60"/>
               <w:left w:type="dxa" w:w="90"/>
@@ -17349,7 +17998,7 @@
       <w:tr>
         <w:tc>
           <w:tcPr>
-            <w:tcW w:type="dxa" w:w="1900"/>
+            <w:tcW w:type="dxa" w:w="2300"/>
             <w:tcMar>
               <w:top w:type="dxa" w:w="60"/>
               <w:left w:type="dxa" w:w="90"/>
@@ -17379,7 +18028,7 @@
         </w:tc>
         <w:tc>
           <w:tcPr>
-            <w:tcW w:type="dxa" w:w="1700"/>
+            <w:tcW w:type="dxa" w:w="900"/>
             <w:tcMar>
               <w:top w:type="dxa" w:w="60"/>
               <w:left w:type="dxa" w:w="90"/>
@@ -17409,7 +18058,7 @@
         </w:tc>
         <w:tc>
           <w:tcPr>
-            <w:tcW w:type="dxa" w:w="1400"/>
+            <w:tcW w:type="dxa" w:w="900"/>
             <w:tcMar>
               <w:top w:type="dxa" w:w="60"/>
               <w:left w:type="dxa" w:w="90"/>
@@ -17439,7 +18088,37 @@
         </w:tc>
         <w:tc>
           <w:tcPr>
-            <w:tcW w:type="dxa" w:w="4360"/>
+            <w:tcW w:type="dxa" w:w="1600"/>
+            <w:tcMar>
+              <w:top w:type="dxa" w:w="60"/>
+              <w:left w:type="dxa" w:w="90"/>
+              <w:bottom w:type="dxa" w:w="60"/>
+              <w:right w:type="dxa" w:w="90"/>
+            </w:tcMar>
+          </w:tcPr>
+          <w:p>
+            <w:pPr>
+              <w:spacing w:after="20" w:before="20" w:line="252"/>
+              <w:jc w:val="left"/>
+            </w:pPr>
+            <w:r>
+              <w:rPr>
+                <w:rFonts w:ascii="Calibri" w:cs="Calibri" w:eastAsia="Calibri" w:hAnsi="Calibri"/>
+                <w:b w:val="false"/>
+                <w:bCs w:val="false"/>
+                <w:i w:val="false"/>
+                <w:iCs w:val="false"/>
+                <w:color w:val="000000"/>
+                <w:sz w:val="20"/>
+                <w:szCs w:val="20"/>
+              </w:rPr>
+              <w:t xml:space="preserve">4.1; staff 3.5</w:t>
+            </w:r>
+          </w:p>
+        </w:tc>
+        <w:tc>
+          <w:tcPr>
+            <w:tcW w:type="dxa" w:w="3660"/>
             <w:tcMar>
               <w:top w:type="dxa" w:w="60"/>
               <w:left w:type="dxa" w:w="90"/>
@@ -17464,6 +18143,158 @@
                 <w:szCs w:val="20"/>
               </w:rPr>
               <w:t xml:space="preserve">FR-04; Required Date, Scheduled Event, Priority Level</w:t>
+            </w:r>
+          </w:p>
+        </w:tc>
+      </w:tr>
+      <w:tr>
+        <w:tc>
+          <w:tcPr>
+            <w:tcW w:type="dxa" w:w="2300"/>
+            <w:tcMar>
+              <w:top w:type="dxa" w:w="60"/>
+              <w:left w:type="dxa" w:w="90"/>
+              <w:bottom w:type="dxa" w:w="60"/>
+              <w:right w:type="dxa" w:w="90"/>
+            </w:tcMar>
+          </w:tcPr>
+          <w:p>
+            <w:pPr>
+              <w:spacing w:after="20" w:before="20" w:line="252"/>
+              <w:jc w:val="left"/>
+            </w:pPr>
+            <w:r>
+              <w:rPr>
+                <w:rFonts w:ascii="Calibri" w:cs="Calibri" w:eastAsia="Calibri" w:hAnsi="Calibri"/>
+                <w:b w:val="false"/>
+                <w:bCs w:val="false"/>
+                <w:i w:val="false"/>
+                <w:iCs w:val="false"/>
+                <w:color w:val="000000"/>
+                <w:sz w:val="20"/>
+                <w:szCs w:val="20"/>
+              </w:rPr>
+              <w:t xml:space="preserve">Accepting the work, or saying what is still outstanding</w:t>
+            </w:r>
+          </w:p>
+        </w:tc>
+        <w:tc>
+          <w:tcPr>
+            <w:tcW w:type="dxa" w:w="900"/>
+            <w:tcMar>
+              <w:top w:type="dxa" w:w="60"/>
+              <w:left w:type="dxa" w:w="90"/>
+              <w:bottom w:type="dxa" w:w="60"/>
+              <w:right w:type="dxa" w:w="90"/>
+            </w:tcMar>
+          </w:tcPr>
+          <w:p>
+            <w:pPr>
+              <w:spacing w:after="20" w:before="20" w:line="252"/>
+              <w:jc w:val="left"/>
+            </w:pPr>
+            <w:r>
+              <w:rPr>
+                <w:rFonts w:ascii="Calibri" w:cs="Calibri" w:eastAsia="Calibri" w:hAnsi="Calibri"/>
+                <w:b w:val="false"/>
+                <w:bCs w:val="false"/>
+                <w:i w:val="false"/>
+                <w:iCs w:val="false"/>
+                <w:color w:val="000000"/>
+                <w:sz w:val="20"/>
+                <w:szCs w:val="20"/>
+              </w:rPr>
+              <w:t xml:space="preserve">Kevin</w:t>
+            </w:r>
+          </w:p>
+        </w:tc>
+        <w:tc>
+          <w:tcPr>
+            <w:tcW w:type="dxa" w:w="900"/>
+            <w:tcMar>
+              <w:top w:type="dxa" w:w="60"/>
+              <w:left w:type="dxa" w:w="90"/>
+              <w:bottom w:type="dxa" w:w="60"/>
+              <w:right w:type="dxa" w:w="90"/>
+            </w:tcMar>
+          </w:tcPr>
+          <w:p>
+            <w:pPr>
+              <w:spacing w:after="20" w:before="20" w:line="252"/>
+              <w:jc w:val="left"/>
+            </w:pPr>
+            <w:r>
+              <w:rPr>
+                <w:rFonts w:ascii="Calibri" w:cs="Calibri" w:eastAsia="Calibri" w:hAnsi="Calibri"/>
+                <w:b w:val="false"/>
+                <w:bCs w:val="false"/>
+                <w:i w:val="false"/>
+                <w:iCs w:val="false"/>
+                <w:color w:val="000000"/>
+                <w:sz w:val="20"/>
+                <w:szCs w:val="20"/>
+              </w:rPr>
+              <w:t xml:space="preserve">1</w:t>
+            </w:r>
+          </w:p>
+        </w:tc>
+        <w:tc>
+          <w:tcPr>
+            <w:tcW w:type="dxa" w:w="1600"/>
+            <w:tcMar>
+              <w:top w:type="dxa" w:w="60"/>
+              <w:left w:type="dxa" w:w="90"/>
+              <w:bottom w:type="dxa" w:w="60"/>
+              <w:right w:type="dxa" w:w="90"/>
+            </w:tcMar>
+          </w:tcPr>
+          <w:p>
+            <w:pPr>
+              <w:spacing w:after="20" w:before="20" w:line="252"/>
+              <w:jc w:val="left"/>
+            </w:pPr>
+            <w:r>
+              <w:rPr>
+                <w:rFonts w:ascii="Calibri" w:cs="Calibri" w:eastAsia="Calibri" w:hAnsi="Calibri"/>
+                <w:b w:val="false"/>
+                <w:bCs w:val="false"/>
+                <w:i w:val="false"/>
+                <w:iCs w:val="false"/>
+                <w:color w:val="000000"/>
+                <w:sz w:val="20"/>
+                <w:szCs w:val="20"/>
+              </w:rPr>
+              <w:t xml:space="preserve">5.7 to 6.2; staff 5.1, 5.3</w:t>
+            </w:r>
+          </w:p>
+        </w:tc>
+        <w:tc>
+          <w:tcPr>
+            <w:tcW w:type="dxa" w:w="3660"/>
+            <w:tcMar>
+              <w:top w:type="dxa" w:w="60"/>
+              <w:left w:type="dxa" w:w="90"/>
+              <w:bottom w:type="dxa" w:w="60"/>
+              <w:right w:type="dxa" w:w="90"/>
+            </w:tcMar>
+          </w:tcPr>
+          <w:p>
+            <w:pPr>
+              <w:spacing w:after="20" w:before="20" w:line="252"/>
+              <w:jc w:val="left"/>
+            </w:pPr>
+            <w:r>
+              <w:rPr>
+                <w:rFonts w:ascii="Calibri" w:cs="Calibri" w:eastAsia="Calibri" w:hAnsi="Calibri"/>
+                <w:b w:val="false"/>
+                <w:bCs w:val="false"/>
+                <w:i w:val="false"/>
+                <w:iCs w:val="false"/>
+                <w:color w:val="000000"/>
+                <w:sz w:val="20"/>
+                <w:szCs w:val="20"/>
+              </w:rPr>
+              <w:t xml:space="preserve">FR-14, FR-15; Closure Confirmation, Issue Report</w:t>
             </w:r>
           </w:p>
         </w:tc>
@@ -17598,7 +18429,7 @@
           <w:sz w:val="22"/>
           <w:szCs w:val="22"/>
         </w:rPr>
-        <w:t xml:space="preserve">The retention period behind NFR-17 must be taken from the applicable Government of Alberta records schedule rather than assumed.</w:t>
+        <w:t xml:space="preserve">The retention period behind NFR-17 must be taken from the applicable Government of Alberta records schedule rather than assumed. The task model board carries six scenarios and a five-type request sticky; Scenario 7 and the eight-type taxonomy used here should be carried back to it so the board and this document stay in step.</w:t>
       </w:r>
     </w:p>
     <w:p>
@@ -17916,6 +18747,36 @@
       </w:pPr>
     </w:lvl>
   </w:abstractNum>
+  <w:abstractNum w:abstractNumId="3">
+    <w:multiLevelType w:val="multilevel"/>
+    <w:lvl w:ilvl="0">
+      <w:start w:val="1"/>
+      <w:numFmt w:val="decimal"/>
+      <w:lvlText w:val="%1."/>
+      <w:lvlJc w:val="left"/>
+      <w:pPr>
+        <w:ind w:left="420" w:hanging="420"/>
+      </w:pPr>
+    </w:lvl>
+    <w:lvl w:ilvl="1">
+      <w:start w:val="1"/>
+      <w:numFmt w:val="decimal"/>
+      <w:lvlText w:val="%1.%2"/>
+      <w:lvlJc w:val="left"/>
+      <w:pPr>
+        <w:ind w:left="980" w:hanging="520"/>
+      </w:pPr>
+    </w:lvl>
+    <w:lvl w:ilvl="2">
+      <w:start w:val="1"/>
+      <w:numFmt w:val="decimal"/>
+      <w:lvlText w:val="%1.%2.%3"/>
+      <w:lvlJc w:val="left"/>
+      <w:pPr>
+        <w:ind w:left="1560" w:hanging="520"/>
+      </w:pPr>
+    </w:lvl>
+  </w:abstractNum>
   <w:num w:numId="1">
     <w:abstractNumId w:val="1"/>
     <w:lvlOverride w:ilvl="0">
@@ -17927,6 +18788,9 @@
     <w:lvlOverride w:ilvl="0">
       <w:startOverride w:val="1"/>
     </w:lvlOverride>
+  </w:num>
+  <w:num w:numId="3">
+    <w:abstractNumId w:val="3"/>
   </w:num>
 </w:numbering>
 </file>
